--- a/Semana03-17SET/Guia_Casos_Analisis_Ingenieria_Software.docx
+++ b/Semana03-17SET/Guia_Casos_Analisis_Ingenieria_Software.docx
@@ -6,16 +6,12 @@
       <w:pPr>
         <w:spacing w:before="1500"/>
         <w:jc w:val="center"/>
-        <w:rPr>
-          <w:lang w:val="es-419"/>
-        </w:rPr>
       </w:pPr>
       <w:r>
         <w:rPr>
           <w:b/>
           <w:color w:val="1F4E79"/>
           <w:sz w:val="44"/>
-          <w:lang w:val="es-419"/>
         </w:rPr>
         <w:t>GUÍA BREVE DE ANÁLISIS DE CASOS</w:t>
       </w:r>
@@ -23,16 +19,12 @@
     <w:p>
       <w:pPr>
         <w:jc w:val="center"/>
-        <w:rPr>
-          <w:lang w:val="es-419"/>
-        </w:rPr>
       </w:pPr>
       <w:r>
         <w:rPr>
           <w:b/>
           <w:color w:val="232323"/>
           <w:sz w:val="30"/>
-          <w:lang w:val="es-419"/>
         </w:rPr>
         <w:t>Ingeniería de Software - CIIN1252P</w:t>
       </w:r>
@@ -41,17 +33,29 @@
       <w:pPr>
         <w:spacing w:before="440"/>
         <w:jc w:val="center"/>
-        <w:rPr>
-          <w:lang w:val="es-419"/>
-        </w:rPr>
       </w:pPr>
       <w:r>
         <w:rPr>
           <w:i/>
           <w:sz w:val="24"/>
-          <w:lang w:val="es-419"/>
         </w:rPr>
-        <w:t>De stakeholders y requisitos a casos de uso, secuencia, prototipo y modelo de datos</w:t>
+        <w:t xml:space="preserve">De </w:t>
+      </w:r>
+      <w:proofErr w:type="spellStart"/>
+      <w:r>
+        <w:rPr>
+          <w:i/>
+          <w:sz w:val="24"/>
+        </w:rPr>
+        <w:t>stakeholders</w:t>
+      </w:r>
+      <w:proofErr w:type="spellEnd"/>
+      <w:r>
+        <w:rPr>
+          <w:i/>
+          <w:sz w:val="24"/>
+        </w:rPr>
+        <w:t xml:space="preserve"> y requisitos a casos de uso, secuencia, prototipo y modelo de datos</w:t>
       </w:r>
     </w:p>
     <w:tbl>
@@ -80,89 +84,48 @@
             </w:tcMar>
           </w:tcPr>
           <w:p>
-            <w:pPr>
-              <w:rPr>
-                <w:lang w:val="es-419"/>
-              </w:rPr>
-            </w:pPr>
             <w:r>
               <w:rPr>
                 <w:b/>
                 <w:color w:val="1F4E79"/>
-                <w:lang w:val="es-419"/>
               </w:rPr>
               <w:t xml:space="preserve">Propósito didáctico. </w:t>
             </w:r>
             <w:r>
-              <w:rPr>
-                <w:lang w:val="es-419"/>
-              </w:rPr>
               <w:t>Analizar un problema breve y mantener coherencia entre las necesidades de los interesados, los requisitos y los modelos UML que representan la solución.</w:t>
             </w:r>
           </w:p>
         </w:tc>
       </w:tr>
     </w:tbl>
-    <w:p>
-      <w:pPr>
-        <w:rPr>
-          <w:lang w:val="es-419"/>
-        </w:rPr>
-      </w:pPr>
-    </w:p>
+    <w:p/>
     <w:p>
       <w:pPr>
         <w:jc w:val="center"/>
-        <w:rPr>
-          <w:lang w:val="es-419"/>
-        </w:rPr>
       </w:pPr>
       <w:r>
         <w:rPr>
           <w:color w:val="5A5A5A"/>
-          <w:lang w:val="es-419"/>
         </w:rPr>
         <w:t>Documento para trabajo guiado en aula</w:t>
       </w:r>
     </w:p>
     <w:p>
-      <w:pPr>
-        <w:rPr>
-          <w:lang w:val="es-419"/>
-        </w:rPr>
-      </w:pPr>
       <w:r>
-        <w:rPr>
-          <w:lang w:val="es-419"/>
-        </w:rPr>
         <w:br w:type="page"/>
       </w:r>
     </w:p>
     <w:p>
       <w:pPr>
         <w:pStyle w:val="Ttulo1"/>
-        <w:rPr>
-          <w:lang w:val="es-419"/>
-        </w:rPr>
       </w:pPr>
       <w:r>
-        <w:rPr>
-          <w:lang w:val="es-419"/>
-        </w:rPr>
         <w:lastRenderedPageBreak/>
         <w:t>1. Orden recomendado para resolver los ítems</w:t>
       </w:r>
     </w:p>
     <w:p>
-      <w:pPr>
-        <w:rPr>
-          <w:lang w:val="es-419"/>
-        </w:rPr>
-      </w:pPr>
       <w:r>
-        <w:rPr>
-          <w:lang w:val="es-419"/>
-        </w:rPr>
         <w:t>Para una práctica de aula, conviene trabajar de lo general a lo específico y conservar trazabilidad entre cada decisión. El siguiente orden es didáctico; durante un proyecto real algunos pasos se refinan de manera iterativa.</w:t>
       </w:r>
     </w:p>
@@ -301,14 +264,10 @@
           <w:p>
             <w:pPr>
               <w:spacing w:after="0"/>
-              <w:rPr>
-                <w:lang w:val="es-419"/>
-              </w:rPr>
             </w:pPr>
             <w:r>
               <w:rPr>
                 <w:sz w:val="18"/>
-                <w:lang w:val="es-419"/>
               </w:rPr>
               <w:t>Comprender y delimitar el problema</w:t>
             </w:r>
@@ -327,14 +286,10 @@
           <w:p>
             <w:pPr>
               <w:spacing w:after="0"/>
-              <w:rPr>
-                <w:lang w:val="es-419"/>
-              </w:rPr>
             </w:pPr>
             <w:r>
               <w:rPr>
                 <w:sz w:val="18"/>
-                <w:lang w:val="es-419"/>
               </w:rPr>
               <w:t>¿Qué necesidad se intenta resolver y qué queda dentro del alcance?</w:t>
             </w:r>
@@ -385,8 +340,16 @@
               <w:rPr>
                 <w:sz w:val="18"/>
               </w:rPr>
-              <w:t>Identificar stakeholders</w:t>
+              <w:t xml:space="preserve">Identificar </w:t>
             </w:r>
+            <w:proofErr w:type="spellStart"/>
+            <w:r>
+              <w:rPr>
+                <w:sz w:val="18"/>
+              </w:rPr>
+              <w:t>stakeholders</w:t>
+            </w:r>
+            <w:proofErr w:type="spellEnd"/>
           </w:p>
         </w:tc>
         <w:tc>
@@ -402,14 +365,10 @@
           <w:p>
             <w:pPr>
               <w:spacing w:after="0"/>
-              <w:rPr>
-                <w:lang w:val="es-419"/>
-              </w:rPr>
             </w:pPr>
             <w:r>
               <w:rPr>
                 <w:sz w:val="18"/>
-                <w:lang w:val="es-419"/>
               </w:rPr>
               <w:t>¿Quiénes tienen interés, influencia o pueden verse afectados?</w:t>
             </w:r>
@@ -477,14 +436,10 @@
           <w:p>
             <w:pPr>
               <w:spacing w:after="0"/>
-              <w:rPr>
-                <w:lang w:val="es-419"/>
-              </w:rPr>
             </w:pPr>
             <w:r>
               <w:rPr>
                 <w:sz w:val="18"/>
-                <w:lang w:val="es-419"/>
               </w:rPr>
               <w:t>¿Qué roles interactúan directamente con el sistema?</w:t>
             </w:r>
@@ -552,14 +507,10 @@
           <w:p>
             <w:pPr>
               <w:spacing w:after="0"/>
-              <w:rPr>
-                <w:lang w:val="es-419"/>
-              </w:rPr>
             </w:pPr>
             <w:r>
               <w:rPr>
                 <w:sz w:val="18"/>
-                <w:lang w:val="es-419"/>
               </w:rPr>
               <w:t>¿Qué servicios debe proporcionar el sistema?</w:t>
             </w:r>
@@ -605,14 +556,10 @@
           <w:p>
             <w:pPr>
               <w:spacing w:after="0"/>
-              <w:rPr>
-                <w:lang w:val="es-419"/>
-              </w:rPr>
             </w:pPr>
             <w:r>
               <w:rPr>
                 <w:sz w:val="18"/>
-                <w:lang w:val="es-419"/>
               </w:rPr>
               <w:t>Definir requerimientos no funcionales (RNF)</w:t>
             </w:r>
@@ -631,14 +578,10 @@
           <w:p>
             <w:pPr>
               <w:spacing w:after="0"/>
-              <w:rPr>
-                <w:lang w:val="es-419"/>
-              </w:rPr>
             </w:pPr>
             <w:r>
               <w:rPr>
                 <w:sz w:val="18"/>
-                <w:lang w:val="es-419"/>
               </w:rPr>
               <w:t>¿Con qué restricciones o niveles de calidad debe funcionar?</w:t>
             </w:r>
@@ -706,14 +649,10 @@
           <w:p>
             <w:pPr>
               <w:spacing w:after="0"/>
-              <w:rPr>
-                <w:lang w:val="es-419"/>
-              </w:rPr>
             </w:pPr>
             <w:r>
               <w:rPr>
                 <w:sz w:val="18"/>
-                <w:lang w:val="es-419"/>
               </w:rPr>
               <w:t>¿Qué objetivo obtiene cada actor al interactuar con el sistema?</w:t>
             </w:r>
@@ -759,14 +698,10 @@
           <w:p>
             <w:pPr>
               <w:spacing w:after="0"/>
-              <w:rPr>
-                <w:lang w:val="es-419"/>
-              </w:rPr>
             </w:pPr>
             <w:r>
               <w:rPr>
                 <w:sz w:val="18"/>
-                <w:lang w:val="es-419"/>
               </w:rPr>
               <w:t>Elaborar el diagrama de casos de uso</w:t>
             </w:r>
@@ -785,14 +720,10 @@
           <w:p>
             <w:pPr>
               <w:spacing w:after="0"/>
-              <w:rPr>
-                <w:lang w:val="es-419"/>
-              </w:rPr>
             </w:pPr>
             <w:r>
               <w:rPr>
                 <w:sz w:val="18"/>
-                <w:lang w:val="es-419"/>
               </w:rPr>
               <w:t>¿Cómo se representa el alcance funcional y la relación actor–objetivo?</w:t>
             </w:r>
@@ -838,14 +769,10 @@
           <w:p>
             <w:pPr>
               <w:spacing w:after="0"/>
-              <w:rPr>
-                <w:lang w:val="es-419"/>
-              </w:rPr>
             </w:pPr>
             <w:r>
               <w:rPr>
                 <w:sz w:val="18"/>
-                <w:lang w:val="es-419"/>
               </w:rPr>
               <w:t>Especificar el caso de uso</w:t>
             </w:r>
@@ -864,14 +791,10 @@
           <w:p>
             <w:pPr>
               <w:spacing w:after="0"/>
-              <w:rPr>
-                <w:lang w:val="es-419"/>
-              </w:rPr>
             </w:pPr>
             <w:r>
               <w:rPr>
                 <w:sz w:val="18"/>
-                <w:lang w:val="es-419"/>
               </w:rPr>
               <w:t>¿Cuál es el flujo principal, alternativo y de excepción?</w:t>
             </w:r>
@@ -939,14 +862,10 @@
           <w:p>
             <w:pPr>
               <w:spacing w:after="0"/>
-              <w:rPr>
-                <w:lang w:val="es-419"/>
-              </w:rPr>
             </w:pPr>
             <w:r>
               <w:rPr>
                 <w:sz w:val="18"/>
-                <w:lang w:val="es-419"/>
               </w:rPr>
               <w:t>¿Cómo interactuará el usuario con el flujo definido?</w:t>
             </w:r>
@@ -992,14 +911,10 @@
           <w:p>
             <w:pPr>
               <w:spacing w:after="0"/>
-              <w:rPr>
-                <w:lang w:val="es-419"/>
-              </w:rPr>
             </w:pPr>
             <w:r>
               <w:rPr>
                 <w:sz w:val="18"/>
-                <w:lang w:val="es-419"/>
               </w:rPr>
               <w:t>Elaborar el diagrama de secuencia</w:t>
             </w:r>
@@ -1018,14 +933,10 @@
           <w:p>
             <w:pPr>
               <w:spacing w:after="0"/>
-              <w:rPr>
-                <w:lang w:val="es-419"/>
-              </w:rPr>
             </w:pPr>
             <w:r>
               <w:rPr>
                 <w:sz w:val="18"/>
-                <w:lang w:val="es-419"/>
               </w:rPr>
               <w:t>¿Qué mensajes se intercambian para ejecutar el caso de uso?</w:t>
             </w:r>
@@ -1071,14 +982,10 @@
           <w:p>
             <w:pPr>
               <w:spacing w:after="0"/>
-              <w:rPr>
-                <w:lang w:val="es-419"/>
-              </w:rPr>
             </w:pPr>
             <w:r>
               <w:rPr>
                 <w:sz w:val="18"/>
-                <w:lang w:val="es-419"/>
               </w:rPr>
               <w:t>Construir el modelo de datos</w:t>
             </w:r>
@@ -1097,14 +1004,10 @@
           <w:p>
             <w:pPr>
               <w:spacing w:after="0"/>
-              <w:rPr>
-                <w:lang w:val="es-419"/>
-              </w:rPr>
             </w:pPr>
             <w:r>
               <w:rPr>
                 <w:sz w:val="18"/>
-                <w:lang w:val="es-419"/>
               </w:rPr>
               <w:t>¿Qué datos deben persistirse y cómo se relacionan?</w:t>
             </w:r>
@@ -1115,129 +1018,98 @@
     <w:p>
       <w:pPr>
         <w:spacing w:before="120"/>
-        <w:rPr>
-          <w:lang w:val="es-419"/>
-        </w:rPr>
       </w:pPr>
       <w:r>
         <w:rPr>
           <w:b/>
           <w:color w:val="1F4E79"/>
-          <w:lang w:val="es-419"/>
         </w:rPr>
         <w:t xml:space="preserve">Cadena de trazabilidad sugerida: </w:t>
       </w:r>
+      <w:proofErr w:type="spellStart"/>
       <w:r>
-        <w:rPr>
-          <w:lang w:val="es-419"/>
-        </w:rPr>
-        <w:t>Stakeholder → necesidad → actor → RF/RNF → caso de uso → especificación → prototipo → secuencia → datos.</w:t>
+        <w:t>Stakeholder</w:t>
+      </w:r>
+      <w:proofErr w:type="spellEnd"/>
+      <w:r>
+        <w:t xml:space="preserve"> → necesidad → actor → RF/RNF → caso de uso → especificación → prototipo → secuencia → datos.</w:t>
       </w:r>
     </w:p>
     <w:p>
       <w:pPr>
         <w:pStyle w:val="Ttulo1"/>
-        <w:rPr>
-          <w:lang w:val="es-419"/>
-        </w:rPr>
       </w:pPr>
       <w:r>
-        <w:rPr>
-          <w:lang w:val="es-419"/>
-        </w:rPr>
         <w:t>2. Caso breve resuelto: programación de citas en un centro de salud</w:t>
       </w:r>
     </w:p>
     <w:p>
       <w:pPr>
         <w:pStyle w:val="Ttulo2"/>
-        <w:rPr>
-          <w:lang w:val="es-419"/>
-        </w:rPr>
       </w:pPr>
       <w:r>
-        <w:rPr>
-          <w:lang w:val="es-419"/>
-        </w:rPr>
         <w:t>2.1 Enunciado</w:t>
       </w:r>
     </w:p>
     <w:p>
-      <w:pPr>
-        <w:rPr>
-          <w:lang w:val="es-419"/>
-        </w:rPr>
-      </w:pPr>
       <w:r>
-        <w:rPr>
-          <w:lang w:val="es-419"/>
-        </w:rPr>
         <w:t xml:space="preserve">El Centro de Salud Municipal Las Flores </w:t>
       </w:r>
       <w:r>
         <w:rPr>
           <w:b/>
           <w:color w:val="FF0000"/>
-          <w:lang w:val="es-419"/>
         </w:rPr>
         <w:t>desea reducir las colas</w:t>
       </w:r>
       <w:r>
+        <w:t xml:space="preserve"> generadas al programar citas. La recepcionista debe </w:t>
+      </w:r>
+      <w:r>
         <w:rPr>
-          <w:lang w:val="es-419"/>
+          <w:b/>
+          <w:color w:val="F79646" w:themeColor="accent6"/>
         </w:rPr>
-        <w:t xml:space="preserve"> generadas al programar citas. La recepcionista debe registrar una cita para un paciente existente, seleccionando especialidad, médico, fecha y hora disponible. La dirección requiere </w:t>
+        <w:t>registrar una cita</w:t>
+      </w:r>
+      <w:r>
+        <w:t xml:space="preserve"> para un paciente existente, seleccionando especialidad, médico, fecha y hora disponible. La dirección requiere </w:t>
       </w:r>
       <w:r>
         <w:rPr>
           <w:color w:val="FF0000"/>
-          <w:lang w:val="es-419"/>
         </w:rPr>
         <w:t>trazabilidad</w:t>
       </w:r>
       <w:r>
-        <w:rPr>
-          <w:lang w:val="es-419"/>
-        </w:rPr>
-        <w:t xml:space="preserve"> de las citas y los médicos necesitan consultar una </w:t>
+        <w:t xml:space="preserve"> de las citas y los médicos necesitan </w:t>
       </w:r>
       <w:r>
         <w:rPr>
-          <w:color w:val="FF0000"/>
-          <w:lang w:val="es-419"/>
+          <w:b/>
+          <w:color w:val="F79646" w:themeColor="accent6"/>
         </w:rPr>
-        <w:t>agenda confiable</w:t>
+        <w:t>consultar una agenda confiable</w:t>
       </w:r>
       <w:r>
-        <w:rPr>
-          <w:lang w:val="es-419"/>
-        </w:rPr>
         <w:t xml:space="preserve">. El sistema debe </w:t>
       </w:r>
       <w:r>
         <w:rPr>
           <w:color w:val="FF0000"/>
-          <w:lang w:val="es-419"/>
         </w:rPr>
         <w:t xml:space="preserve">proteger los datos </w:t>
       </w:r>
       <w:r>
-        <w:rPr>
-          <w:lang w:val="es-419"/>
-        </w:rPr>
         <w:t xml:space="preserve">del paciente y </w:t>
       </w:r>
       <w:r>
         <w:rPr>
           <w:color w:val="FF0000"/>
-          <w:lang w:val="es-419"/>
         </w:rPr>
         <w:t xml:space="preserve">responder con rapidez </w:t>
       </w:r>
       <w:r>
-        <w:rPr>
-          <w:lang w:val="es-419"/>
-        </w:rPr>
         <w:t>durante la atención en ventanilla.</w:t>
       </w:r>
     </w:p>
@@ -1246,6 +1118,10 @@
         <w:tblStyle w:val="Tablaconcuadrcula"/>
         <w:tblW w:w="0" w:type="auto"/>
         <w:jc w:val="center"/>
+        <w:tblCellMar>
+          <w:top w:w="57" w:type="dxa"/>
+          <w:bottom w:w="57" w:type="dxa"/>
+        </w:tblCellMar>
         <w:tblLook w:val="04A0" w:firstRow="1" w:lastRow="0" w:firstColumn="1" w:lastColumn="0" w:noHBand="0" w:noVBand="1"/>
       </w:tblPr>
       <w:tblGrid>
@@ -1254,6 +1130,8 @@
       </w:tblGrid>
       <w:tr>
         <w:trPr>
+          <w:cantSplit/>
+          <w:trHeight w:val="135"/>
           <w:tblHeader/>
           <w:jc w:val="center"/>
         </w:trPr>
@@ -1273,6 +1151,8 @@
             <w:pPr>
               <w:jc w:val="center"/>
             </w:pPr>
+            <w:bookmarkStart w:id="0" w:name="_GoBack"/>
+            <w:proofErr w:type="spellStart"/>
             <w:r>
               <w:rPr>
                 <w:b/>
@@ -1281,6 +1161,7 @@
               </w:rPr>
               <w:t>Stakeholder</w:t>
             </w:r>
+            <w:proofErr w:type="spellEnd"/>
           </w:p>
         </w:tc>
         <w:tc>
@@ -1312,6 +1193,8 @@
       </w:tr>
       <w:tr>
         <w:trPr>
+          <w:cantSplit/>
+          <w:trHeight w:val="186"/>
           <w:jc w:val="center"/>
         </w:trPr>
         <w:tc>
@@ -1349,14 +1232,10 @@
           <w:p>
             <w:pPr>
               <w:spacing w:after="0"/>
-              <w:rPr>
-                <w:lang w:val="es-419"/>
-              </w:rPr>
             </w:pPr>
             <w:r>
               <w:rPr>
                 <w:sz w:val="19"/>
-                <w:lang w:val="es-419"/>
               </w:rPr>
               <w:t>Define objetivos, controles y reportes.</w:t>
             </w:r>
@@ -1365,6 +1244,7 @@
       </w:tr>
       <w:tr>
         <w:trPr>
+          <w:cantSplit/>
           <w:jc w:val="center"/>
         </w:trPr>
         <w:tc>
@@ -1402,14 +1282,10 @@
           <w:p>
             <w:pPr>
               <w:spacing w:after="0"/>
-              <w:rPr>
-                <w:lang w:val="es-419"/>
-              </w:rPr>
             </w:pPr>
             <w:r>
               <w:rPr>
                 <w:sz w:val="19"/>
-                <w:lang w:val="es-419"/>
               </w:rPr>
               <w:t>Opera la programación de citas.</w:t>
             </w:r>
@@ -1418,6 +1294,7 @@
       </w:tr>
       <w:tr>
         <w:trPr>
+          <w:cantSplit/>
           <w:jc w:val="center"/>
         </w:trPr>
         <w:tc>
@@ -1455,14 +1332,10 @@
           <w:p>
             <w:pPr>
               <w:spacing w:after="0"/>
-              <w:rPr>
-                <w:lang w:val="es-419"/>
-              </w:rPr>
             </w:pPr>
             <w:r>
               <w:rPr>
                 <w:sz w:val="19"/>
-                <w:lang w:val="es-419"/>
               </w:rPr>
               <w:t>Necesita una agenda correcta y actualizada.</w:t>
             </w:r>
@@ -1471,6 +1344,7 @@
       </w:tr>
       <w:tr>
         <w:trPr>
+          <w:cantSplit/>
           <w:jc w:val="center"/>
         </w:trPr>
         <w:tc>
@@ -1508,14 +1382,10 @@
           <w:p>
             <w:pPr>
               <w:spacing w:after="0"/>
-              <w:rPr>
-                <w:lang w:val="es-419"/>
-              </w:rPr>
             </w:pPr>
             <w:r>
               <w:rPr>
                 <w:sz w:val="19"/>
-                <w:lang w:val="es-419"/>
               </w:rPr>
               <w:t>Recibe el servicio y proporciona datos personales.</w:t>
             </w:r>
@@ -1524,6 +1394,7 @@
       </w:tr>
       <w:tr>
         <w:trPr>
+          <w:cantSplit/>
           <w:jc w:val="center"/>
         </w:trPr>
         <w:tc>
@@ -1561,14 +1432,10 @@
           <w:p>
             <w:pPr>
               <w:spacing w:after="0"/>
-              <w:rPr>
-                <w:lang w:val="es-419"/>
-              </w:rPr>
             </w:pPr>
             <w:r>
               <w:rPr>
                 <w:sz w:val="19"/>
-                <w:lang w:val="es-419"/>
               </w:rPr>
               <w:t>Administra disponibilidad, seguridad y soporte.</w:t>
             </w:r>
@@ -1576,6 +1443,7 @@
         </w:tc>
       </w:tr>
     </w:tbl>
+    <w:bookmarkEnd w:id="0"/>
     <w:p>
       <w:pPr>
         <w:pStyle w:val="Ttulo2"/>
@@ -1589,69 +1457,488 @@
       <w:pPr>
         <w:pStyle w:val="Listaconvietas"/>
         <w:spacing w:after="40"/>
-        <w:rPr>
-          <w:lang w:val="es-419"/>
-        </w:rPr>
       </w:pPr>
       <w:r>
         <w:rPr>
           <w:b/>
-          <w:lang w:val="es-419"/>
         </w:rPr>
         <w:t>Actor principal</w:t>
       </w:r>
       <w:r>
+        <w:t xml:space="preserve">: </w:t>
+      </w:r>
+      <w:r>
         <w:rPr>
-          <w:lang w:val="es-419"/>
+          <w:b/>
+          <w:color w:val="C0504D" w:themeColor="accent2"/>
         </w:rPr>
-        <w:t>: Recepcionista, porque interactúa directamente con el sistema para programar la cita.</w:t>
+        <w:t>Recepcionista</w:t>
+      </w:r>
+      <w:r>
+        <w:t>, porque interactúa directamente con el sistema para programar la cita.</w:t>
       </w:r>
     </w:p>
     <w:p>
       <w:pPr>
         <w:pStyle w:val="Listaconvietas"/>
         <w:spacing w:after="40"/>
-        <w:rPr>
-          <w:lang w:val="es-419"/>
-        </w:rPr>
       </w:pPr>
       <w:r>
         <w:rPr>
           <w:b/>
-          <w:lang w:val="es-419"/>
         </w:rPr>
         <w:t>Actor relacionado con el dominio</w:t>
       </w:r>
-      <w:bookmarkStart w:id="0" w:name="_GoBack"/>
-      <w:bookmarkEnd w:id="0"/>
+      <w:r>
+        <w:t xml:space="preserve">: </w:t>
+      </w:r>
       <w:r>
         <w:rPr>
-          <w:lang w:val="es-419"/>
+          <w:b/>
+          <w:color w:val="C0504D" w:themeColor="accent2"/>
         </w:rPr>
-        <w:t xml:space="preserve">: Médico, que </w:t>
+        <w:t>Médico</w:t>
+      </w:r>
+      <w:r>
+        <w:t xml:space="preserve">, que </w:t>
       </w:r>
       <w:r>
         <w:rPr>
           <w:b/>
           <w:color w:val="0000FF"/>
-          <w:lang w:val="es-419"/>
         </w:rPr>
         <w:t>posteriormente</w:t>
       </w:r>
       <w:r>
         <w:rPr>
           <w:color w:val="4F81BD" w:themeColor="accent1"/>
-          <w:lang w:val="es-419"/>
         </w:rPr>
         <w:t xml:space="preserve"> </w:t>
       </w:r>
       <w:r>
-        <w:rPr>
-          <w:lang w:val="es-419"/>
-        </w:rPr>
         <w:t>consulta su agenda. Para este ejemplo se modelará solo el caso de uso de programación.</w:t>
       </w:r>
     </w:p>
+    <w:tbl>
+      <w:tblPr>
+        <w:tblStyle w:val="Tablaconcuadrcula"/>
+        <w:tblW w:w="5000" w:type="pct"/>
+        <w:jc w:val="center"/>
+        <w:tblLook w:val="04A0" w:firstRow="1" w:lastRow="0" w:firstColumn="1" w:lastColumn="0" w:noHBand="0" w:noVBand="1"/>
+      </w:tblPr>
+      <w:tblGrid>
+        <w:gridCol w:w="1092"/>
+        <w:gridCol w:w="2267"/>
+        <w:gridCol w:w="6698"/>
+      </w:tblGrid>
+      <w:tr>
+        <w:trPr>
+          <w:trHeight w:val="213"/>
+          <w:tblHeader/>
+          <w:jc w:val="center"/>
+        </w:trPr>
+        <w:tc>
+          <w:tcPr>
+            <w:tcW w:w="543" w:type="pct"/>
+            <w:shd w:val="clear" w:color="auto" w:fill="D9E2F3"/>
+            <w:tcMar>
+              <w:top w:w="90" w:type="dxa"/>
+              <w:left w:w="90" w:type="dxa"/>
+              <w:bottom w:w="90" w:type="dxa"/>
+              <w:right w:w="90" w:type="dxa"/>
+            </w:tcMar>
+            <w:vAlign w:val="center"/>
+          </w:tcPr>
+          <w:p>
+            <w:pPr>
+              <w:pStyle w:val="NormalTabla"/>
+              <w:jc w:val="center"/>
+              <w:rPr>
+                <w:b/>
+                <w:lang w:val="es-PE"/>
+              </w:rPr>
+            </w:pPr>
+            <w:r>
+              <w:rPr>
+                <w:b/>
+                <w:lang w:val="es-PE"/>
+              </w:rPr>
+              <w:t>ID</w:t>
+            </w:r>
+          </w:p>
+        </w:tc>
+        <w:tc>
+          <w:tcPr>
+            <w:tcW w:w="1127" w:type="pct"/>
+            <w:shd w:val="clear" w:color="auto" w:fill="D9E2F3"/>
+            <w:tcMar>
+              <w:top w:w="90" w:type="dxa"/>
+              <w:left w:w="90" w:type="dxa"/>
+              <w:bottom w:w="90" w:type="dxa"/>
+              <w:right w:w="90" w:type="dxa"/>
+            </w:tcMar>
+            <w:vAlign w:val="center"/>
+          </w:tcPr>
+          <w:p>
+            <w:pPr>
+              <w:pStyle w:val="NormalTabla"/>
+              <w:rPr>
+                <w:b/>
+                <w:lang w:val="es-PE"/>
+              </w:rPr>
+            </w:pPr>
+            <w:r>
+              <w:rPr>
+                <w:b/>
+                <w:lang w:val="es-PE"/>
+              </w:rPr>
+              <w:t>ROL</w:t>
+            </w:r>
+          </w:p>
+        </w:tc>
+        <w:tc>
+          <w:tcPr>
+            <w:tcW w:w="3330" w:type="pct"/>
+            <w:shd w:val="clear" w:color="auto" w:fill="D9E2F3"/>
+          </w:tcPr>
+          <w:p>
+            <w:pPr>
+              <w:pStyle w:val="NormalTabla"/>
+              <w:rPr>
+                <w:b/>
+                <w:lang w:val="es-PE"/>
+              </w:rPr>
+            </w:pPr>
+            <w:r>
+              <w:rPr>
+                <w:b/>
+                <w:lang w:val="es-PE"/>
+              </w:rPr>
+              <w:t>DESCRIPCION</w:t>
+            </w:r>
+          </w:p>
+        </w:tc>
+      </w:tr>
+      <w:tr>
+        <w:trPr>
+          <w:jc w:val="center"/>
+        </w:trPr>
+        <w:tc>
+          <w:tcPr>
+            <w:tcW w:w="543" w:type="pct"/>
+            <w:tcMar>
+              <w:top w:w="90" w:type="dxa"/>
+              <w:left w:w="90" w:type="dxa"/>
+              <w:bottom w:w="90" w:type="dxa"/>
+              <w:right w:w="90" w:type="dxa"/>
+            </w:tcMar>
+          </w:tcPr>
+          <w:p>
+            <w:pPr>
+              <w:pStyle w:val="NormalTabla"/>
+              <w:jc w:val="center"/>
+              <w:rPr>
+                <w:b/>
+                <w:lang w:val="es-PE"/>
+              </w:rPr>
+            </w:pPr>
+            <w:r>
+              <w:rPr>
+                <w:b/>
+                <w:lang w:val="es-PE"/>
+              </w:rPr>
+              <w:t>ACT</w:t>
+            </w:r>
+            <w:r>
+              <w:rPr>
+                <w:b/>
+                <w:lang w:val="es-PE"/>
+              </w:rPr>
+              <w:t>-01</w:t>
+            </w:r>
+          </w:p>
+        </w:tc>
+        <w:tc>
+          <w:tcPr>
+            <w:tcW w:w="1127" w:type="pct"/>
+            <w:tcMar>
+              <w:top w:w="90" w:type="dxa"/>
+              <w:left w:w="90" w:type="dxa"/>
+              <w:bottom w:w="90" w:type="dxa"/>
+              <w:right w:w="90" w:type="dxa"/>
+            </w:tcMar>
+          </w:tcPr>
+          <w:p>
+            <w:pPr>
+              <w:pStyle w:val="NormalTabla"/>
+              <w:rPr>
+                <w:lang w:val="es-PE"/>
+              </w:rPr>
+            </w:pPr>
+            <w:r>
+              <w:rPr>
+                <w:lang w:val="es-PE"/>
+              </w:rPr>
+              <w:t>Recepcionista</w:t>
+            </w:r>
+          </w:p>
+        </w:tc>
+        <w:tc>
+          <w:tcPr>
+            <w:tcW w:w="3330" w:type="pct"/>
+          </w:tcPr>
+          <w:p>
+            <w:pPr>
+              <w:pStyle w:val="NormalTabla"/>
+              <w:rPr>
+                <w:lang w:val="es-PE"/>
+              </w:rPr>
+            </w:pPr>
+            <w:r>
+              <w:rPr>
+                <w:lang w:val="es-PE"/>
+              </w:rPr>
+              <w:t>Encargado de programar citas, registrar citas.</w:t>
+            </w:r>
+          </w:p>
+        </w:tc>
+      </w:tr>
+      <w:tr>
+        <w:trPr>
+          <w:jc w:val="center"/>
+        </w:trPr>
+        <w:tc>
+          <w:tcPr>
+            <w:tcW w:w="543" w:type="pct"/>
+            <w:tcMar>
+              <w:top w:w="90" w:type="dxa"/>
+              <w:left w:w="90" w:type="dxa"/>
+              <w:bottom w:w="90" w:type="dxa"/>
+              <w:right w:w="90" w:type="dxa"/>
+            </w:tcMar>
+          </w:tcPr>
+          <w:p>
+            <w:pPr>
+              <w:pStyle w:val="NormalTabla"/>
+              <w:jc w:val="center"/>
+              <w:rPr>
+                <w:b/>
+                <w:lang w:val="es-PE"/>
+              </w:rPr>
+            </w:pPr>
+            <w:r>
+              <w:rPr>
+                <w:b/>
+                <w:lang w:val="es-PE"/>
+              </w:rPr>
+              <w:t>ACT</w:t>
+            </w:r>
+            <w:r>
+              <w:rPr>
+                <w:b/>
+                <w:lang w:val="es-PE"/>
+              </w:rPr>
+              <w:t>-02</w:t>
+            </w:r>
+          </w:p>
+        </w:tc>
+        <w:tc>
+          <w:tcPr>
+            <w:tcW w:w="1127" w:type="pct"/>
+            <w:tcMar>
+              <w:top w:w="90" w:type="dxa"/>
+              <w:left w:w="90" w:type="dxa"/>
+              <w:bottom w:w="90" w:type="dxa"/>
+              <w:right w:w="90" w:type="dxa"/>
+            </w:tcMar>
+          </w:tcPr>
+          <w:p>
+            <w:pPr>
+              <w:pStyle w:val="NormalTabla"/>
+              <w:rPr>
+                <w:lang w:val="es-PE"/>
+              </w:rPr>
+            </w:pPr>
+            <w:r>
+              <w:rPr>
+                <w:lang w:val="es-PE"/>
+              </w:rPr>
+              <w:t>Medico</w:t>
+            </w:r>
+          </w:p>
+        </w:tc>
+        <w:tc>
+          <w:tcPr>
+            <w:tcW w:w="3330" w:type="pct"/>
+          </w:tcPr>
+          <w:p>
+            <w:pPr>
+              <w:pStyle w:val="NormalTabla"/>
+              <w:rPr>
+                <w:lang w:val="es-PE"/>
+              </w:rPr>
+            </w:pPr>
+            <w:r>
+              <w:rPr>
+                <w:lang w:val="es-PE"/>
+              </w:rPr>
+              <w:t>Encargado de consultar y actualizar historial clínico en cada cita de los pacientes.</w:t>
+            </w:r>
+          </w:p>
+        </w:tc>
+      </w:tr>
+      <w:tr>
+        <w:trPr>
+          <w:jc w:val="center"/>
+        </w:trPr>
+        <w:tc>
+          <w:tcPr>
+            <w:tcW w:w="543" w:type="pct"/>
+            <w:tcMar>
+              <w:top w:w="90" w:type="dxa"/>
+              <w:left w:w="90" w:type="dxa"/>
+              <w:bottom w:w="90" w:type="dxa"/>
+              <w:right w:w="90" w:type="dxa"/>
+            </w:tcMar>
+          </w:tcPr>
+          <w:p>
+            <w:pPr>
+              <w:pStyle w:val="NormalTabla"/>
+              <w:jc w:val="center"/>
+              <w:rPr>
+                <w:b/>
+                <w:lang w:val="es-PE"/>
+              </w:rPr>
+            </w:pPr>
+            <w:r>
+              <w:rPr>
+                <w:b/>
+                <w:lang w:val="es-PE"/>
+              </w:rPr>
+              <w:t>ACT</w:t>
+            </w:r>
+            <w:r>
+              <w:rPr>
+                <w:b/>
+                <w:lang w:val="es-PE"/>
+              </w:rPr>
+              <w:t>-03</w:t>
+            </w:r>
+          </w:p>
+        </w:tc>
+        <w:tc>
+          <w:tcPr>
+            <w:tcW w:w="1127" w:type="pct"/>
+            <w:tcMar>
+              <w:top w:w="90" w:type="dxa"/>
+              <w:left w:w="90" w:type="dxa"/>
+              <w:bottom w:w="90" w:type="dxa"/>
+              <w:right w:w="90" w:type="dxa"/>
+            </w:tcMar>
+          </w:tcPr>
+          <w:p>
+            <w:pPr>
+              <w:pStyle w:val="NormalTabla"/>
+              <w:rPr>
+                <w:lang w:val="es-PE"/>
+              </w:rPr>
+            </w:pPr>
+          </w:p>
+        </w:tc>
+        <w:tc>
+          <w:tcPr>
+            <w:tcW w:w="3330" w:type="pct"/>
+          </w:tcPr>
+          <w:p>
+            <w:pPr>
+              <w:pStyle w:val="NormalTabla"/>
+              <w:rPr>
+                <w:lang w:val="es-PE"/>
+              </w:rPr>
+            </w:pPr>
+          </w:p>
+        </w:tc>
+      </w:tr>
+      <w:tr>
+        <w:trPr>
+          <w:jc w:val="center"/>
+        </w:trPr>
+        <w:tc>
+          <w:tcPr>
+            <w:tcW w:w="543" w:type="pct"/>
+            <w:tcMar>
+              <w:top w:w="90" w:type="dxa"/>
+              <w:left w:w="90" w:type="dxa"/>
+              <w:bottom w:w="90" w:type="dxa"/>
+              <w:right w:w="90" w:type="dxa"/>
+            </w:tcMar>
+          </w:tcPr>
+          <w:p>
+            <w:pPr>
+              <w:pStyle w:val="NormalTabla"/>
+              <w:jc w:val="center"/>
+              <w:rPr>
+                <w:b/>
+                <w:lang w:val="es-PE"/>
+              </w:rPr>
+            </w:pPr>
+            <w:r>
+              <w:rPr>
+                <w:b/>
+                <w:lang w:val="es-PE"/>
+              </w:rPr>
+              <w:t>ACT</w:t>
+            </w:r>
+            <w:r>
+              <w:rPr>
+                <w:b/>
+                <w:lang w:val="es-PE"/>
+              </w:rPr>
+              <w:t>-0</w:t>
+            </w:r>
+            <w:r>
+              <w:rPr>
+                <w:b/>
+                <w:lang w:val="es-PE"/>
+              </w:rPr>
+              <w:t>4</w:t>
+            </w:r>
+          </w:p>
+        </w:tc>
+        <w:tc>
+          <w:tcPr>
+            <w:tcW w:w="1127" w:type="pct"/>
+            <w:tcMar>
+              <w:top w:w="90" w:type="dxa"/>
+              <w:left w:w="90" w:type="dxa"/>
+              <w:bottom w:w="90" w:type="dxa"/>
+              <w:right w:w="90" w:type="dxa"/>
+            </w:tcMar>
+          </w:tcPr>
+          <w:p>
+            <w:pPr>
+              <w:pStyle w:val="NormalTabla"/>
+              <w:rPr>
+                <w:lang w:val="es-PE"/>
+              </w:rPr>
+            </w:pPr>
+          </w:p>
+        </w:tc>
+        <w:tc>
+          <w:tcPr>
+            <w:tcW w:w="3330" w:type="pct"/>
+          </w:tcPr>
+          <w:p>
+            <w:pPr>
+              <w:pStyle w:val="NormalTabla"/>
+              <w:rPr>
+                <w:lang w:val="es-PE"/>
+              </w:rPr>
+            </w:pPr>
+          </w:p>
+        </w:tc>
+      </w:tr>
+    </w:tbl>
     <w:p>
       <w:pPr>
         <w:pStyle w:val="Ttulo2"/>
@@ -1663,22 +1950,24 @@
     <w:tbl>
       <w:tblPr>
         <w:tblStyle w:val="Tablaconcuadrcula"/>
-        <w:tblW w:w="0" w:type="auto"/>
+        <w:tblW w:w="5000" w:type="pct"/>
         <w:jc w:val="center"/>
         <w:tblLook w:val="04A0" w:firstRow="1" w:lastRow="0" w:firstColumn="1" w:lastColumn="0" w:noHBand="0" w:noVBand="1"/>
       </w:tblPr>
       <w:tblGrid>
-        <w:gridCol w:w="1247"/>
-        <w:gridCol w:w="8391"/>
+        <w:gridCol w:w="1082"/>
+        <w:gridCol w:w="1418"/>
+        <w:gridCol w:w="7539"/>
       </w:tblGrid>
       <w:tr>
         <w:trPr>
+          <w:trHeight w:val="213"/>
           <w:tblHeader/>
           <w:jc w:val="center"/>
         </w:trPr>
         <w:tc>
           <w:tcPr>
-            <w:tcW w:w="1247" w:type="dxa"/>
+            <w:tcW w:w="539" w:type="pct"/>
             <w:shd w:val="clear" w:color="auto" w:fill="D9E2F3"/>
             <w:tcMar>
               <w:top w:w="90" w:type="dxa"/>
@@ -1690,13 +1979,15 @@
           </w:tcPr>
           <w:p>
             <w:pPr>
+              <w:pStyle w:val="NormalTabla"/>
               <w:jc w:val="center"/>
+              <w:rPr>
+                <w:b/>
+              </w:rPr>
             </w:pPr>
             <w:r>
               <w:rPr>
                 <w:b/>
-                <w:color w:val="232323"/>
-                <w:sz w:val="19"/>
               </w:rPr>
               <w:t>ID</w:t>
             </w:r>
@@ -1704,7 +1995,28 @@
         </w:tc>
         <w:tc>
           <w:tcPr>
-            <w:tcW w:w="8391" w:type="dxa"/>
+            <w:tcW w:w="706" w:type="pct"/>
+            <w:shd w:val="clear" w:color="auto" w:fill="D9E2F3"/>
+          </w:tcPr>
+          <w:p>
+            <w:pPr>
+              <w:pStyle w:val="NormalTabla"/>
+              <w:jc w:val="center"/>
+              <w:rPr>
+                <w:b/>
+              </w:rPr>
+            </w:pPr>
+            <w:r>
+              <w:rPr>
+                <w:b/>
+              </w:rPr>
+              <w:t>ACTOR</w:t>
+            </w:r>
+          </w:p>
+        </w:tc>
+        <w:tc>
+          <w:tcPr>
+            <w:tcW w:w="3755" w:type="pct"/>
             <w:shd w:val="clear" w:color="auto" w:fill="D9E2F3"/>
             <w:tcMar>
               <w:top w:w="90" w:type="dxa"/>
@@ -1716,13 +2028,14 @@
           </w:tcPr>
           <w:p>
             <w:pPr>
-              <w:jc w:val="center"/>
+              <w:pStyle w:val="NormalTabla"/>
+              <w:rPr>
+                <w:b/>
+              </w:rPr>
             </w:pPr>
             <w:r>
               <w:rPr>
                 <w:b/>
-                <w:color w:val="232323"/>
-                <w:sz w:val="19"/>
               </w:rPr>
               <w:t>Requerimiento</w:t>
             </w:r>
@@ -1735,7 +2048,7 @@
         </w:trPr>
         <w:tc>
           <w:tcPr>
-            <w:tcW w:w="1247" w:type="dxa"/>
+            <w:tcW w:w="539" w:type="pct"/>
             <w:tcMar>
               <w:top w:w="90" w:type="dxa"/>
               <w:left w:w="90" w:type="dxa"/>
@@ -1745,11 +2058,15 @@
           </w:tcPr>
           <w:p>
             <w:pPr>
-              <w:spacing w:after="0"/>
+              <w:pStyle w:val="NormalTabla"/>
+              <w:jc w:val="center"/>
+              <w:rPr>
+                <w:b/>
+              </w:rPr>
             </w:pPr>
             <w:r>
               <w:rPr>
-                <w:sz w:val="19"/>
+                <w:b/>
               </w:rPr>
               <w:t>RF-01</w:t>
             </w:r>
@@ -1757,7 +2074,21 @@
         </w:tc>
         <w:tc>
           <w:tcPr>
-            <w:tcW w:w="8391" w:type="dxa"/>
+            <w:tcW w:w="706" w:type="pct"/>
+          </w:tcPr>
+          <w:p>
+            <w:pPr>
+              <w:pStyle w:val="NormalTabla"/>
+              <w:jc w:val="center"/>
+            </w:pPr>
+            <w:r>
+              <w:t>ACT-01</w:t>
+            </w:r>
+          </w:p>
+        </w:tc>
+        <w:tc>
+          <w:tcPr>
+            <w:tcW w:w="3755" w:type="pct"/>
             <w:tcMar>
               <w:top w:w="90" w:type="dxa"/>
               <w:left w:w="90" w:type="dxa"/>
@@ -1767,17 +2098,13 @@
           </w:tcPr>
           <w:p>
             <w:pPr>
-              <w:spacing w:after="0"/>
-              <w:rPr>
-                <w:lang w:val="es-419"/>
-              </w:rPr>
+              <w:pStyle w:val="NormalTabla"/>
             </w:pPr>
             <w:r>
-              <w:rPr>
-                <w:sz w:val="19"/>
-                <w:lang w:val="es-419"/>
-              </w:rPr>
-              <w:t>El sistema debe permitir buscar un paciente por DNI.</w:t>
+              <w:t>El sistema ebe permitir r</w:t>
+            </w:r>
+            <w:r>
+              <w:t>egistrar una cita asociando paciente, médico, fecha y hora.</w:t>
             </w:r>
           </w:p>
         </w:tc>
@@ -1788,7 +2115,7 @@
         </w:trPr>
         <w:tc>
           <w:tcPr>
-            <w:tcW w:w="1247" w:type="dxa"/>
+            <w:tcW w:w="539" w:type="pct"/>
             <w:tcMar>
               <w:top w:w="90" w:type="dxa"/>
               <w:left w:w="90" w:type="dxa"/>
@@ -1798,11 +2125,15 @@
           </w:tcPr>
           <w:p>
             <w:pPr>
-              <w:spacing w:after="0"/>
+              <w:pStyle w:val="NormalTabla"/>
+              <w:jc w:val="center"/>
+              <w:rPr>
+                <w:b/>
+              </w:rPr>
             </w:pPr>
             <w:r>
               <w:rPr>
-                <w:sz w:val="19"/>
+                <w:b/>
               </w:rPr>
               <w:t>RF-02</w:t>
             </w:r>
@@ -1810,7 +2141,21 @@
         </w:tc>
         <w:tc>
           <w:tcPr>
-            <w:tcW w:w="8391" w:type="dxa"/>
+            <w:tcW w:w="706" w:type="pct"/>
+          </w:tcPr>
+          <w:p>
+            <w:pPr>
+              <w:pStyle w:val="NormalTabla"/>
+              <w:jc w:val="center"/>
+            </w:pPr>
+            <w:r>
+              <w:t>ACT-01</w:t>
+            </w:r>
+          </w:p>
+        </w:tc>
+        <w:tc>
+          <w:tcPr>
+            <w:tcW w:w="3755" w:type="pct"/>
             <w:tcMar>
               <w:top w:w="90" w:type="dxa"/>
               <w:left w:w="90" w:type="dxa"/>
@@ -1820,17 +2165,25 @@
           </w:tcPr>
           <w:p>
             <w:pPr>
-              <w:spacing w:after="0"/>
-              <w:rPr>
-                <w:lang w:val="es-419"/>
-              </w:rPr>
+              <w:pStyle w:val="NormalTabla"/>
             </w:pPr>
             <w:r>
-              <w:rPr>
-                <w:sz w:val="19"/>
-                <w:lang w:val="es-419"/>
-              </w:rPr>
-              <w:t>El sistema debe mostrar horarios disponibles de un médico para una fecha seleccionada.</w:t>
+              <w:t>El sistema debe m</w:t>
+            </w:r>
+            <w:r>
+              <w:t xml:space="preserve">ostrar </w:t>
+            </w:r>
+            <w:r>
+              <w:t xml:space="preserve">los </w:t>
+            </w:r>
+            <w:r>
+              <w:t>horarios disponibles de un médico para una fecha seleccionada</w:t>
+            </w:r>
+            <w:r>
+              <w:t>, despues de seleccionar el medico</w:t>
+            </w:r>
+            <w:r>
+              <w:t>.</w:t>
             </w:r>
           </w:p>
         </w:tc>
@@ -1841,7 +2194,7 @@
         </w:trPr>
         <w:tc>
           <w:tcPr>
-            <w:tcW w:w="1247" w:type="dxa"/>
+            <w:tcW w:w="539" w:type="pct"/>
             <w:tcMar>
               <w:top w:w="90" w:type="dxa"/>
               <w:left w:w="90" w:type="dxa"/>
@@ -1851,11 +2204,15 @@
           </w:tcPr>
           <w:p>
             <w:pPr>
-              <w:spacing w:after="0"/>
+              <w:pStyle w:val="NormalTabla"/>
+              <w:jc w:val="center"/>
+              <w:rPr>
+                <w:b/>
+              </w:rPr>
             </w:pPr>
             <w:r>
               <w:rPr>
-                <w:sz w:val="19"/>
+                <w:b/>
               </w:rPr>
               <w:t>RF-03</w:t>
             </w:r>
@@ -1863,7 +2220,21 @@
         </w:tc>
         <w:tc>
           <w:tcPr>
-            <w:tcW w:w="8391" w:type="dxa"/>
+            <w:tcW w:w="706" w:type="pct"/>
+          </w:tcPr>
+          <w:p>
+            <w:pPr>
+              <w:pStyle w:val="NormalTabla"/>
+              <w:jc w:val="center"/>
+            </w:pPr>
+            <w:r>
+              <w:t>ACT-01</w:t>
+            </w:r>
+          </w:p>
+        </w:tc>
+        <w:tc>
+          <w:tcPr>
+            <w:tcW w:w="3755" w:type="pct"/>
             <w:tcMar>
               <w:top w:w="90" w:type="dxa"/>
               <w:left w:w="90" w:type="dxa"/>
@@ -1873,17 +2244,13 @@
           </w:tcPr>
           <w:p>
             <w:pPr>
-              <w:spacing w:after="0"/>
-              <w:rPr>
-                <w:lang w:val="es-419"/>
-              </w:rPr>
+              <w:pStyle w:val="NormalTabla"/>
             </w:pPr>
             <w:r>
-              <w:rPr>
-                <w:sz w:val="19"/>
-                <w:lang w:val="es-419"/>
-              </w:rPr>
-              <w:t>El sistema debe registrar una cita asociando paciente, médico, fecha y hora.</w:t>
+              <w:t>B</w:t>
+            </w:r>
+            <w:r>
+              <w:t>uscar un paciente por DNI.</w:t>
             </w:r>
           </w:p>
         </w:tc>
@@ -1894,7 +2261,7 @@
         </w:trPr>
         <w:tc>
           <w:tcPr>
-            <w:tcW w:w="1247" w:type="dxa"/>
+            <w:tcW w:w="539" w:type="pct"/>
             <w:tcMar>
               <w:top w:w="90" w:type="dxa"/>
               <w:left w:w="90" w:type="dxa"/>
@@ -1904,19 +2271,37 @@
           </w:tcPr>
           <w:p>
             <w:pPr>
-              <w:spacing w:after="0"/>
+              <w:pStyle w:val="NormalTabla"/>
+              <w:jc w:val="center"/>
+              <w:rPr>
+                <w:b/>
+              </w:rPr>
             </w:pPr>
             <w:r>
               <w:rPr>
-                <w:sz w:val="19"/>
+                <w:b/>
               </w:rPr>
-              <w:t>RNF-01</w:t>
+              <w:t>RF-04</w:t>
             </w:r>
           </w:p>
         </w:tc>
         <w:tc>
           <w:tcPr>
-            <w:tcW w:w="8391" w:type="dxa"/>
+            <w:tcW w:w="706" w:type="pct"/>
+          </w:tcPr>
+          <w:p>
+            <w:pPr>
+              <w:pStyle w:val="NormalTabla"/>
+              <w:jc w:val="center"/>
+            </w:pPr>
+            <w:r>
+              <w:t>ACT-01</w:t>
+            </w:r>
+          </w:p>
+        </w:tc>
+        <w:tc>
+          <w:tcPr>
+            <w:tcW w:w="3755" w:type="pct"/>
             <w:tcMar>
               <w:top w:w="90" w:type="dxa"/>
               <w:left w:w="90" w:type="dxa"/>
@@ -1926,16 +2311,73 @@
           </w:tcPr>
           <w:p>
             <w:pPr>
-              <w:spacing w:after="0"/>
+              <w:pStyle w:val="NormalTabla"/>
+            </w:pPr>
+            <w:r>
+              <w:t>Actualizar historial clinico del paciente.</w:t>
+            </w:r>
+          </w:p>
+        </w:tc>
+      </w:tr>
+      <w:tr>
+        <w:trPr>
+          <w:jc w:val="center"/>
+        </w:trPr>
+        <w:tc>
+          <w:tcPr>
+            <w:tcW w:w="539" w:type="pct"/>
+            <w:tcMar>
+              <w:top w:w="90" w:type="dxa"/>
+              <w:left w:w="90" w:type="dxa"/>
+              <w:bottom w:w="90" w:type="dxa"/>
+              <w:right w:w="90" w:type="dxa"/>
+            </w:tcMar>
+          </w:tcPr>
+          <w:p>
+            <w:pPr>
+              <w:pStyle w:val="NormalTabla"/>
+              <w:jc w:val="center"/>
               <w:rPr>
-                <w:lang w:val="es-419"/>
+                <w:b/>
               </w:rPr>
             </w:pPr>
             <w:r>
               <w:rPr>
-                <w:sz w:val="19"/>
-                <w:lang w:val="es-419"/>
+                <w:b/>
               </w:rPr>
+              <w:t>RNF-01</w:t>
+            </w:r>
+          </w:p>
+        </w:tc>
+        <w:tc>
+          <w:tcPr>
+            <w:tcW w:w="706" w:type="pct"/>
+          </w:tcPr>
+          <w:p>
+            <w:pPr>
+              <w:pStyle w:val="NormalTabla"/>
+              <w:jc w:val="center"/>
+            </w:pPr>
+            <w:r>
+              <w:t>---</w:t>
+            </w:r>
+          </w:p>
+        </w:tc>
+        <w:tc>
+          <w:tcPr>
+            <w:tcW w:w="3755" w:type="pct"/>
+            <w:tcMar>
+              <w:top w:w="90" w:type="dxa"/>
+              <w:left w:w="90" w:type="dxa"/>
+              <w:bottom w:w="90" w:type="dxa"/>
+              <w:right w:w="90" w:type="dxa"/>
+            </w:tcMar>
+          </w:tcPr>
+          <w:p>
+            <w:pPr>
+              <w:pStyle w:val="NormalTabla"/>
+            </w:pPr>
+            <w:r>
               <w:t>La consulta de disponibilidad debe responder en un máximo de 3 segundos en condiciones normales de operación.</w:t>
             </w:r>
           </w:p>
@@ -1947,7 +2389,7 @@
         </w:trPr>
         <w:tc>
           <w:tcPr>
-            <w:tcW w:w="1247" w:type="dxa"/>
+            <w:tcW w:w="539" w:type="pct"/>
             <w:tcMar>
               <w:top w:w="90" w:type="dxa"/>
               <w:left w:w="90" w:type="dxa"/>
@@ -1957,11 +2399,15 @@
           </w:tcPr>
           <w:p>
             <w:pPr>
-              <w:spacing w:after="0"/>
+              <w:pStyle w:val="NormalTabla"/>
+              <w:jc w:val="center"/>
+              <w:rPr>
+                <w:b/>
+              </w:rPr>
             </w:pPr>
             <w:r>
               <w:rPr>
-                <w:sz w:val="19"/>
+                <w:b/>
               </w:rPr>
               <w:t>RNF-02</w:t>
             </w:r>
@@ -1969,7 +2415,21 @@
         </w:tc>
         <w:tc>
           <w:tcPr>
-            <w:tcW w:w="8391" w:type="dxa"/>
+            <w:tcW w:w="706" w:type="pct"/>
+          </w:tcPr>
+          <w:p>
+            <w:pPr>
+              <w:pStyle w:val="NormalTabla"/>
+              <w:jc w:val="center"/>
+            </w:pPr>
+            <w:r>
+              <w:t>---</w:t>
+            </w:r>
+          </w:p>
+        </w:tc>
+        <w:tc>
+          <w:tcPr>
+            <w:tcW w:w="3755" w:type="pct"/>
             <w:tcMar>
               <w:top w:w="90" w:type="dxa"/>
               <w:left w:w="90" w:type="dxa"/>
@@ -1979,16 +2439,9 @@
           </w:tcPr>
           <w:p>
             <w:pPr>
-              <w:spacing w:after="0"/>
-              <w:rPr>
-                <w:lang w:val="es-419"/>
-              </w:rPr>
+              <w:pStyle w:val="NormalTabla"/>
             </w:pPr>
             <w:r>
-              <w:rPr>
-                <w:sz w:val="19"/>
-                <w:lang w:val="es-419"/>
-              </w:rPr>
               <w:t>Solo usuarios autenticados con rol autorizado pueden registrar o modificar citas.</w:t>
             </w:r>
           </w:p>
@@ -2000,7 +2453,7 @@
         </w:trPr>
         <w:tc>
           <w:tcPr>
-            <w:tcW w:w="1247" w:type="dxa"/>
+            <w:tcW w:w="539" w:type="pct"/>
             <w:tcMar>
               <w:top w:w="90" w:type="dxa"/>
               <w:left w:w="90" w:type="dxa"/>
@@ -2010,11 +2463,15 @@
           </w:tcPr>
           <w:p>
             <w:pPr>
-              <w:spacing w:after="0"/>
+              <w:pStyle w:val="NormalTabla"/>
+              <w:jc w:val="center"/>
+              <w:rPr>
+                <w:b/>
+              </w:rPr>
             </w:pPr>
             <w:r>
               <w:rPr>
-                <w:sz w:val="19"/>
+                <w:b/>
               </w:rPr>
               <w:t>RNF-03</w:t>
             </w:r>
@@ -2022,7 +2479,21 @@
         </w:tc>
         <w:tc>
           <w:tcPr>
-            <w:tcW w:w="8391" w:type="dxa"/>
+            <w:tcW w:w="706" w:type="pct"/>
+          </w:tcPr>
+          <w:p>
+            <w:pPr>
+              <w:pStyle w:val="NormalTabla"/>
+              <w:jc w:val="center"/>
+            </w:pPr>
+            <w:r>
+              <w:t>---</w:t>
+            </w:r>
+          </w:p>
+        </w:tc>
+        <w:tc>
+          <w:tcPr>
+            <w:tcW w:w="3755" w:type="pct"/>
             <w:tcMar>
               <w:top w:w="90" w:type="dxa"/>
               <w:left w:w="90" w:type="dxa"/>
@@ -2032,16 +2503,9 @@
           </w:tcPr>
           <w:p>
             <w:pPr>
-              <w:spacing w:after="0"/>
-              <w:rPr>
-                <w:lang w:val="es-419"/>
-              </w:rPr>
+              <w:pStyle w:val="NormalTabla"/>
             </w:pPr>
             <w:r>
-              <w:rPr>
-                <w:sz w:val="19"/>
-                <w:lang w:val="es-419"/>
-              </w:rPr>
               <w:t>Toda cita registrada debe conservar fecha, hora y usuario responsable para fines de trazabilidad.</w:t>
             </w:r>
           </w:p>
@@ -2051,34 +2515,530 @@
     <w:p>
       <w:pPr>
         <w:pStyle w:val="Ttulo2"/>
-        <w:rPr>
-          <w:lang w:val="es-419"/>
-        </w:rPr>
       </w:pPr>
       <w:r>
-        <w:rPr>
-          <w:lang w:val="es-419"/>
-        </w:rPr>
-        <w:t>2.4 Caso de uso seleccionado</w:t>
+        <w:t xml:space="preserve">2.3 </w:t>
+      </w:r>
+      <w:r>
+        <w:t>Casos de Uso</w:t>
+      </w:r>
+    </w:p>
+    <w:tbl>
+      <w:tblPr>
+        <w:tblStyle w:val="Tablaconcuadrcula"/>
+        <w:tblW w:w="5000" w:type="pct"/>
+        <w:jc w:val="center"/>
+        <w:tblLook w:val="04A0" w:firstRow="1" w:lastRow="0" w:firstColumn="1" w:lastColumn="0" w:noHBand="0" w:noVBand="1"/>
+      </w:tblPr>
+      <w:tblGrid>
+        <w:gridCol w:w="1055"/>
+        <w:gridCol w:w="1022"/>
+        <w:gridCol w:w="1415"/>
+        <w:gridCol w:w="6547"/>
+      </w:tblGrid>
+      <w:tr>
+        <w:trPr>
+          <w:trHeight w:val="213"/>
+          <w:tblHeader/>
+          <w:jc w:val="center"/>
+        </w:trPr>
+        <w:tc>
+          <w:tcPr>
+            <w:tcW w:w="525" w:type="pct"/>
+            <w:shd w:val="clear" w:color="auto" w:fill="D9E2F3"/>
+            <w:tcMar>
+              <w:top w:w="90" w:type="dxa"/>
+              <w:left w:w="90" w:type="dxa"/>
+              <w:bottom w:w="90" w:type="dxa"/>
+              <w:right w:w="90" w:type="dxa"/>
+            </w:tcMar>
+            <w:vAlign w:val="center"/>
+          </w:tcPr>
+          <w:p>
+            <w:pPr>
+              <w:pStyle w:val="NormalTabla"/>
+              <w:jc w:val="center"/>
+              <w:rPr>
+                <w:b/>
+              </w:rPr>
+            </w:pPr>
+            <w:r>
+              <w:rPr>
+                <w:b/>
+              </w:rPr>
+              <w:t>ID</w:t>
+            </w:r>
+          </w:p>
+        </w:tc>
+        <w:tc>
+          <w:tcPr>
+            <w:tcW w:w="509" w:type="pct"/>
+            <w:shd w:val="clear" w:color="auto" w:fill="D9E2F3"/>
+          </w:tcPr>
+          <w:p>
+            <w:pPr>
+              <w:pStyle w:val="NormalTabla"/>
+              <w:jc w:val="center"/>
+              <w:rPr>
+                <w:b/>
+              </w:rPr>
+            </w:pPr>
+            <w:r>
+              <w:rPr>
+                <w:b/>
+              </w:rPr>
+              <w:t>RF</w:t>
+            </w:r>
+          </w:p>
+        </w:tc>
+        <w:tc>
+          <w:tcPr>
+            <w:tcW w:w="705" w:type="pct"/>
+            <w:shd w:val="clear" w:color="auto" w:fill="D9E2F3"/>
+          </w:tcPr>
+          <w:p>
+            <w:pPr>
+              <w:pStyle w:val="NormalTabla"/>
+              <w:jc w:val="center"/>
+              <w:rPr>
+                <w:b/>
+              </w:rPr>
+            </w:pPr>
+            <w:r>
+              <w:rPr>
+                <w:b/>
+              </w:rPr>
+              <w:t>ACTOR</w:t>
+            </w:r>
+          </w:p>
+        </w:tc>
+        <w:tc>
+          <w:tcPr>
+            <w:tcW w:w="3261" w:type="pct"/>
+            <w:shd w:val="clear" w:color="auto" w:fill="D9E2F3"/>
+            <w:tcMar>
+              <w:top w:w="90" w:type="dxa"/>
+              <w:left w:w="90" w:type="dxa"/>
+              <w:bottom w:w="90" w:type="dxa"/>
+              <w:right w:w="90" w:type="dxa"/>
+            </w:tcMar>
+            <w:vAlign w:val="center"/>
+          </w:tcPr>
+          <w:p>
+            <w:pPr>
+              <w:pStyle w:val="NormalTabla"/>
+              <w:rPr>
+                <w:b/>
+              </w:rPr>
+            </w:pPr>
+            <w:r>
+              <w:rPr>
+                <w:b/>
+              </w:rPr>
+              <w:t>Nombre</w:t>
+            </w:r>
+          </w:p>
+        </w:tc>
+      </w:tr>
+      <w:tr>
+        <w:trPr>
+          <w:jc w:val="center"/>
+        </w:trPr>
+        <w:tc>
+          <w:tcPr>
+            <w:tcW w:w="525" w:type="pct"/>
+            <w:tcMar>
+              <w:top w:w="90" w:type="dxa"/>
+              <w:left w:w="90" w:type="dxa"/>
+              <w:bottom w:w="90" w:type="dxa"/>
+              <w:right w:w="90" w:type="dxa"/>
+            </w:tcMar>
+          </w:tcPr>
+          <w:p>
+            <w:pPr>
+              <w:pStyle w:val="NormalTabla"/>
+              <w:jc w:val="center"/>
+              <w:rPr>
+                <w:b/>
+              </w:rPr>
+            </w:pPr>
+            <w:r>
+              <w:rPr>
+                <w:b/>
+              </w:rPr>
+              <w:t>CU</w:t>
+            </w:r>
+            <w:r>
+              <w:rPr>
+                <w:b/>
+              </w:rPr>
+              <w:t>-01</w:t>
+            </w:r>
+          </w:p>
+        </w:tc>
+        <w:tc>
+          <w:tcPr>
+            <w:tcW w:w="509" w:type="pct"/>
+          </w:tcPr>
+          <w:p>
+            <w:pPr>
+              <w:pStyle w:val="NormalTabla"/>
+              <w:jc w:val="center"/>
+            </w:pPr>
+            <w:r>
+              <w:t>RF</w:t>
+            </w:r>
+            <w:r>
+              <w:t>-01</w:t>
+            </w:r>
+          </w:p>
+        </w:tc>
+        <w:tc>
+          <w:tcPr>
+            <w:tcW w:w="705" w:type="pct"/>
+          </w:tcPr>
+          <w:p>
+            <w:pPr>
+              <w:pStyle w:val="NormalTabla"/>
+              <w:jc w:val="center"/>
+            </w:pPr>
+            <w:r>
+              <w:t>ACT-01</w:t>
+            </w:r>
+          </w:p>
+        </w:tc>
+        <w:tc>
+          <w:tcPr>
+            <w:tcW w:w="3261" w:type="pct"/>
+            <w:tcMar>
+              <w:top w:w="90" w:type="dxa"/>
+              <w:left w:w="90" w:type="dxa"/>
+              <w:bottom w:w="90" w:type="dxa"/>
+              <w:right w:w="90" w:type="dxa"/>
+            </w:tcMar>
+          </w:tcPr>
+          <w:p>
+            <w:pPr>
+              <w:pStyle w:val="NormalTabla"/>
+            </w:pPr>
+            <w:r>
+              <w:t>R</w:t>
+            </w:r>
+            <w:r>
+              <w:t>egistrar una cita.</w:t>
+            </w:r>
+          </w:p>
+        </w:tc>
+      </w:tr>
+      <w:tr>
+        <w:trPr>
+          <w:jc w:val="center"/>
+        </w:trPr>
+        <w:tc>
+          <w:tcPr>
+            <w:tcW w:w="525" w:type="pct"/>
+            <w:tcMar>
+              <w:top w:w="90" w:type="dxa"/>
+              <w:left w:w="90" w:type="dxa"/>
+              <w:bottom w:w="90" w:type="dxa"/>
+              <w:right w:w="90" w:type="dxa"/>
+            </w:tcMar>
+          </w:tcPr>
+          <w:p>
+            <w:pPr>
+              <w:pStyle w:val="NormalTabla"/>
+              <w:jc w:val="center"/>
+              <w:rPr>
+                <w:b/>
+              </w:rPr>
+            </w:pPr>
+            <w:r>
+              <w:rPr>
+                <w:b/>
+              </w:rPr>
+              <w:t>CU</w:t>
+            </w:r>
+            <w:r>
+              <w:rPr>
+                <w:b/>
+              </w:rPr>
+              <w:t>-02</w:t>
+            </w:r>
+          </w:p>
+        </w:tc>
+        <w:tc>
+          <w:tcPr>
+            <w:tcW w:w="509" w:type="pct"/>
+          </w:tcPr>
+          <w:p>
+            <w:pPr>
+              <w:pStyle w:val="NormalTabla"/>
+              <w:jc w:val="center"/>
+            </w:pPr>
+            <w:r>
+              <w:t>RF</w:t>
+            </w:r>
+            <w:r>
+              <w:t>-0</w:t>
+            </w:r>
+            <w:r>
+              <w:t>2</w:t>
+            </w:r>
+          </w:p>
+        </w:tc>
+        <w:tc>
+          <w:tcPr>
+            <w:tcW w:w="705" w:type="pct"/>
+          </w:tcPr>
+          <w:p>
+            <w:pPr>
+              <w:pStyle w:val="NormalTabla"/>
+              <w:jc w:val="center"/>
+            </w:pPr>
+            <w:r>
+              <w:t>---</w:t>
+            </w:r>
+          </w:p>
+        </w:tc>
+        <w:tc>
+          <w:tcPr>
+            <w:tcW w:w="3261" w:type="pct"/>
+            <w:tcMar>
+              <w:top w:w="90" w:type="dxa"/>
+              <w:left w:w="90" w:type="dxa"/>
+              <w:bottom w:w="90" w:type="dxa"/>
+              <w:right w:w="90" w:type="dxa"/>
+            </w:tcMar>
+          </w:tcPr>
+          <w:p>
+            <w:pPr>
+              <w:pStyle w:val="NormalTabla"/>
+            </w:pPr>
+            <w:r>
+              <w:t>Obtener</w:t>
+            </w:r>
+            <w:r>
+              <w:t xml:space="preserve"> horarios </w:t>
+            </w:r>
+            <w:r>
+              <w:t>d</w:t>
+            </w:r>
+            <w:r>
+              <w:t>e un médico.</w:t>
+            </w:r>
+          </w:p>
+        </w:tc>
+      </w:tr>
+      <w:tr>
+        <w:trPr>
+          <w:jc w:val="center"/>
+        </w:trPr>
+        <w:tc>
+          <w:tcPr>
+            <w:tcW w:w="525" w:type="pct"/>
+            <w:tcMar>
+              <w:top w:w="90" w:type="dxa"/>
+              <w:left w:w="90" w:type="dxa"/>
+              <w:bottom w:w="90" w:type="dxa"/>
+              <w:right w:w="90" w:type="dxa"/>
+            </w:tcMar>
+          </w:tcPr>
+          <w:p>
+            <w:pPr>
+              <w:pStyle w:val="NormalTabla"/>
+              <w:jc w:val="center"/>
+              <w:rPr>
+                <w:b/>
+              </w:rPr>
+            </w:pPr>
+            <w:r>
+              <w:rPr>
+                <w:b/>
+              </w:rPr>
+              <w:t>CU</w:t>
+            </w:r>
+            <w:r>
+              <w:rPr>
+                <w:b/>
+              </w:rPr>
+              <w:t>-03</w:t>
+            </w:r>
+          </w:p>
+        </w:tc>
+        <w:tc>
+          <w:tcPr>
+            <w:tcW w:w="509" w:type="pct"/>
+          </w:tcPr>
+          <w:p>
+            <w:pPr>
+              <w:pStyle w:val="NormalTabla"/>
+              <w:jc w:val="center"/>
+            </w:pPr>
+            <w:r>
+              <w:t>RF</w:t>
+            </w:r>
+            <w:r>
+              <w:t>-0</w:t>
+            </w:r>
+            <w:r>
+              <w:t>3</w:t>
+            </w:r>
+          </w:p>
+        </w:tc>
+        <w:tc>
+          <w:tcPr>
+            <w:tcW w:w="705" w:type="pct"/>
+          </w:tcPr>
+          <w:p>
+            <w:pPr>
+              <w:pStyle w:val="NormalTabla"/>
+              <w:jc w:val="center"/>
+            </w:pPr>
+            <w:r>
+              <w:t>---</w:t>
+            </w:r>
+          </w:p>
+        </w:tc>
+        <w:tc>
+          <w:tcPr>
+            <w:tcW w:w="3261" w:type="pct"/>
+            <w:tcMar>
+              <w:top w:w="90" w:type="dxa"/>
+              <w:left w:w="90" w:type="dxa"/>
+              <w:bottom w:w="90" w:type="dxa"/>
+              <w:right w:w="90" w:type="dxa"/>
+            </w:tcMar>
+          </w:tcPr>
+          <w:p>
+            <w:pPr>
+              <w:pStyle w:val="NormalTabla"/>
+            </w:pPr>
+            <w:r>
+              <w:t>B</w:t>
+            </w:r>
+            <w:r>
+              <w:t>uscar</w:t>
+            </w:r>
+            <w:r>
+              <w:t xml:space="preserve"> paciente por DNI.</w:t>
+            </w:r>
+          </w:p>
+        </w:tc>
+      </w:tr>
+      <w:tr>
+        <w:trPr>
+          <w:jc w:val="center"/>
+        </w:trPr>
+        <w:tc>
+          <w:tcPr>
+            <w:tcW w:w="525" w:type="pct"/>
+            <w:tcMar>
+              <w:top w:w="90" w:type="dxa"/>
+              <w:left w:w="90" w:type="dxa"/>
+              <w:bottom w:w="90" w:type="dxa"/>
+              <w:right w:w="90" w:type="dxa"/>
+            </w:tcMar>
+          </w:tcPr>
+          <w:p>
+            <w:pPr>
+              <w:pStyle w:val="NormalTabla"/>
+              <w:jc w:val="center"/>
+              <w:rPr>
+                <w:b/>
+              </w:rPr>
+            </w:pPr>
+            <w:r>
+              <w:rPr>
+                <w:b/>
+              </w:rPr>
+              <w:t>CU</w:t>
+            </w:r>
+            <w:r>
+              <w:rPr>
+                <w:b/>
+              </w:rPr>
+              <w:t>-04</w:t>
+            </w:r>
+          </w:p>
+        </w:tc>
+        <w:tc>
+          <w:tcPr>
+            <w:tcW w:w="509" w:type="pct"/>
+          </w:tcPr>
+          <w:p>
+            <w:pPr>
+              <w:pStyle w:val="NormalTabla"/>
+              <w:jc w:val="center"/>
+            </w:pPr>
+            <w:r>
+              <w:t>RF</w:t>
+            </w:r>
+            <w:r>
+              <w:t>-0</w:t>
+            </w:r>
+            <w:r>
+              <w:t>4</w:t>
+            </w:r>
+          </w:p>
+        </w:tc>
+        <w:tc>
+          <w:tcPr>
+            <w:tcW w:w="705" w:type="pct"/>
+          </w:tcPr>
+          <w:p>
+            <w:pPr>
+              <w:pStyle w:val="NormalTabla"/>
+              <w:jc w:val="center"/>
+            </w:pPr>
+            <w:r>
+              <w:t>ACT-02</w:t>
+            </w:r>
+          </w:p>
+        </w:tc>
+        <w:tc>
+          <w:tcPr>
+            <w:tcW w:w="3261" w:type="pct"/>
+            <w:tcMar>
+              <w:top w:w="90" w:type="dxa"/>
+              <w:left w:w="90" w:type="dxa"/>
+              <w:bottom w:w="90" w:type="dxa"/>
+              <w:right w:w="90" w:type="dxa"/>
+            </w:tcMar>
+          </w:tcPr>
+          <w:p>
+            <w:pPr>
+              <w:pStyle w:val="NormalTabla"/>
+            </w:pPr>
+            <w:r>
+              <w:t>Actualizar historial clinico</w:t>
+            </w:r>
+            <w:r>
+              <w:t>.</w:t>
+            </w:r>
+          </w:p>
+        </w:tc>
+      </w:tr>
+    </w:tbl>
+    <w:p>
+      <w:pPr>
+        <w:pStyle w:val="Ttulo2"/>
+      </w:pPr>
+      <w:r>
+        <w:lastRenderedPageBreak/>
+        <w:t xml:space="preserve">2.4 </w:t>
+      </w:r>
+      <w:r>
+        <w:t>Diagrama de Casos de Uso</w:t>
       </w:r>
     </w:p>
     <w:p>
-      <w:pPr>
-        <w:rPr>
-          <w:lang w:val="es-419"/>
-        </w:rPr>
-      </w:pPr>
       <w:r>
         <w:rPr>
           <w:b/>
-          <w:lang w:val="es-419"/>
         </w:rPr>
         <w:t xml:space="preserve">CU-01 Programar cita. </w:t>
       </w:r>
       <w:r>
-        <w:rPr>
-          <w:lang w:val="es-419"/>
-        </w:rPr>
         <w:t>Objetivo: registrar una cita válida para un paciente existente en un horario disponible.</w:t>
       </w:r>
     </w:p>
@@ -2089,10 +3049,10 @@
       <w:r>
         <w:rPr>
           <w:noProof/>
-          <w:lang w:val="es-ES" w:eastAsia="es-ES"/>
+          <w:lang w:eastAsia="es-ES"/>
         </w:rPr>
         <w:drawing>
-          <wp:inline distT="0" distB="0" distL="0" distR="0">
+          <wp:inline distT="0" distB="0" distL="0" distR="0" wp14:anchorId="5442300B" wp14:editId="0A39FD67">
             <wp:extent cx="4389120" cy="2393149"/>
             <wp:effectExtent l="0" t="0" r="0" b="0"/>
             <wp:docPr id="1" name="Picture 1"/>
@@ -2131,16 +3091,12 @@
     <w:p>
       <w:pPr>
         <w:jc w:val="center"/>
-        <w:rPr>
-          <w:lang w:val="es-419"/>
-        </w:rPr>
       </w:pPr>
       <w:r>
         <w:rPr>
           <w:i/>
           <w:color w:val="505050"/>
           <w:sz w:val="19"/>
-          <w:lang w:val="es-419"/>
         </w:rPr>
         <w:t>Figura 1. Diagrama de caso de uso simplificado.</w:t>
       </w:r>
@@ -2310,14 +3266,10 @@
           <w:p>
             <w:pPr>
               <w:spacing w:after="0"/>
-              <w:rPr>
-                <w:lang w:val="es-419"/>
-              </w:rPr>
             </w:pPr>
             <w:r>
               <w:rPr>
                 <w:sz w:val="18"/>
-                <w:lang w:val="es-419"/>
               </w:rPr>
               <w:t>La recepcionista está autenticada. El paciente existe en el sistema.</w:t>
             </w:r>
@@ -2363,14 +3315,10 @@
           <w:p>
             <w:pPr>
               <w:spacing w:after="0"/>
-              <w:rPr>
-                <w:lang w:val="es-419"/>
-              </w:rPr>
             </w:pPr>
             <w:r>
               <w:rPr>
                 <w:sz w:val="18"/>
-                <w:lang w:val="es-419"/>
               </w:rPr>
               <w:t>El paciente solicita una cita.</w:t>
             </w:r>
@@ -2420,14 +3368,12 @@
             <w:r>
               <w:rPr>
                 <w:sz w:val="18"/>
-                <w:lang w:val="es-419"/>
               </w:rPr>
               <w:t>1. La recepcionista ingresa el DNI.</w:t>
             </w:r>
             <w:r>
               <w:rPr>
                 <w:sz w:val="18"/>
-                <w:lang w:val="es-419"/>
               </w:rPr>
               <w:br/>
               <w:t>2. El sistema muestra los datos del paciente.</w:t>
@@ -2435,22 +3381,13 @@
             <w:r>
               <w:rPr>
                 <w:sz w:val="18"/>
-                <w:lang w:val="es-419"/>
               </w:rPr>
               <w:br/>
-            </w:r>
-            <w:r>
-              <w:rPr>
-                <w:sz w:val="18"/>
-                <w:lang w:val="es-419"/>
-              </w:rPr>
-              <w:lastRenderedPageBreak/>
               <w:t>3. La recepcionista selecciona especialidad, médico y fecha.</w:t>
             </w:r>
             <w:r>
               <w:rPr>
                 <w:sz w:val="18"/>
-                <w:lang w:val="es-419"/>
               </w:rPr>
               <w:br/>
               <w:t>4. El sistema muestra los horarios disponibles.</w:t>
@@ -2458,7 +3395,6 @@
             <w:r>
               <w:rPr>
                 <w:sz w:val="18"/>
-                <w:lang w:val="es-419"/>
               </w:rPr>
               <w:br/>
               <w:t>5. La recepcionista selecciona una hora y confirma.</w:t>
@@ -2466,7 +3402,6 @@
             <w:r>
               <w:rPr>
                 <w:sz w:val="18"/>
-                <w:lang w:val="es-419"/>
               </w:rPr>
               <w:br/>
               <w:t>6. El sistema registra la cita.</w:t>
@@ -2474,14 +3409,8 @@
             <w:r>
               <w:rPr>
                 <w:sz w:val="18"/>
-                <w:lang w:val="es-419"/>
               </w:rPr>
               <w:br/>
-            </w:r>
-            <w:r>
-              <w:rPr>
-                <w:sz w:val="18"/>
-              </w:rPr>
               <w:t>7. El sistema muestra el código de la cita.</w:t>
             </w:r>
           </w:p>
@@ -2509,7 +3438,6 @@
               <w:rPr>
                 <w:sz w:val="18"/>
               </w:rPr>
-              <w:lastRenderedPageBreak/>
               <w:t>Flujo alternativo A1</w:t>
             </w:r>
           </w:p>
@@ -2527,14 +3455,10 @@
           <w:p>
             <w:pPr>
               <w:spacing w:after="0"/>
-              <w:rPr>
-                <w:lang w:val="es-419"/>
-              </w:rPr>
             </w:pPr>
             <w:r>
               <w:rPr>
                 <w:sz w:val="18"/>
-                <w:lang w:val="es-419"/>
               </w:rPr>
               <w:t>Si el horario elegido deja de estar disponible, el sistema informa la situación y solicita seleccionar otro horario.</w:t>
             </w:r>
@@ -2580,14 +3504,10 @@
           <w:p>
             <w:pPr>
               <w:spacing w:after="0"/>
-              <w:rPr>
-                <w:lang w:val="es-419"/>
-              </w:rPr>
             </w:pPr>
             <w:r>
               <w:rPr>
                 <w:sz w:val="18"/>
-                <w:lang w:val="es-419"/>
               </w:rPr>
               <w:t>Si ocurre un error de conexión al guardar, el sistema informa que la cita no fue registrada y evita mostrar una confirmación falsa.</w:t>
             </w:r>
@@ -2612,12 +3532,14 @@
             <w:pPr>
               <w:spacing w:after="0"/>
             </w:pPr>
+            <w:proofErr w:type="spellStart"/>
             <w:r>
               <w:rPr>
                 <w:sz w:val="18"/>
               </w:rPr>
               <w:t>Postcondición</w:t>
             </w:r>
+            <w:proofErr w:type="spellEnd"/>
           </w:p>
         </w:tc>
         <w:tc>
@@ -2633,14 +3555,10 @@
           <w:p>
             <w:pPr>
               <w:spacing w:after="0"/>
-              <w:rPr>
-                <w:lang w:val="es-419"/>
-              </w:rPr>
             </w:pPr>
             <w:r>
               <w:rPr>
                 <w:sz w:val="18"/>
-                <w:lang w:val="es-419"/>
               </w:rPr>
               <w:t>La cita queda registrada y asociada al paciente y al médico correspondiente.</w:t>
             </w:r>
@@ -2651,27 +3569,13 @@
     <w:p>
       <w:pPr>
         <w:pStyle w:val="Ttulo2"/>
-        <w:rPr>
-          <w:lang w:val="es-419"/>
-        </w:rPr>
       </w:pPr>
       <w:r>
-        <w:rPr>
-          <w:lang w:val="es-419"/>
-        </w:rPr>
         <w:t>2.6 Prototipo de la interfaz</w:t>
       </w:r>
     </w:p>
     <w:p>
-      <w:pPr>
-        <w:rPr>
-          <w:lang w:val="es-419"/>
-        </w:rPr>
-      </w:pPr>
       <w:r>
-        <w:rPr>
-          <w:lang w:val="es-419"/>
-        </w:rPr>
         <w:t>El prototipo representa únicamente la información necesaria para ejecutar el flujo principal del caso de uso.</w:t>
       </w:r>
     </w:p>
@@ -2682,10 +3586,11 @@
       <w:r>
         <w:rPr>
           <w:noProof/>
-          <w:lang w:val="es-ES" w:eastAsia="es-ES"/>
+          <w:lang w:eastAsia="es-ES"/>
         </w:rPr>
+        <w:lastRenderedPageBreak/>
         <w:drawing>
-          <wp:inline distT="0" distB="0" distL="0" distR="0">
+          <wp:inline distT="0" distB="0" distL="0" distR="0" wp14:anchorId="6DBAFF01" wp14:editId="39D5B81C">
             <wp:extent cx="5212080" cy="3157893"/>
             <wp:effectExtent l="0" t="0" r="0" b="0"/>
             <wp:docPr id="2" name="Picture 2"/>
@@ -2724,58 +3629,50 @@
     <w:p>
       <w:pPr>
         <w:jc w:val="center"/>
-        <w:rPr>
-          <w:lang w:val="es-419"/>
-        </w:rPr>
       </w:pPr>
       <w:r>
         <w:rPr>
           <w:i/>
           <w:color w:val="505050"/>
           <w:sz w:val="19"/>
-          <w:lang w:val="es-419"/>
         </w:rPr>
-        <w:t>Figura 2. Wireframe simplificado para programar una cita.</w:t>
+        <w:t xml:space="preserve">Figura 2. </w:t>
+      </w:r>
+      <w:proofErr w:type="spellStart"/>
+      <w:r>
+        <w:rPr>
+          <w:i/>
+          <w:color w:val="505050"/>
+          <w:sz w:val="19"/>
+        </w:rPr>
+        <w:t>Wireframe</w:t>
+      </w:r>
+      <w:proofErr w:type="spellEnd"/>
+      <w:r>
+        <w:rPr>
+          <w:i/>
+          <w:color w:val="505050"/>
+          <w:sz w:val="19"/>
+        </w:rPr>
+        <w:t xml:space="preserve"> simplificado para programar una cita.</w:t>
       </w:r>
     </w:p>
     <w:p>
-      <w:pPr>
-        <w:rPr>
-          <w:lang w:val="es-419"/>
-        </w:rPr>
-      </w:pPr>
       <w:r>
-        <w:rPr>
-          <w:lang w:val="es-419"/>
-        </w:rPr>
         <w:br w:type="page"/>
       </w:r>
     </w:p>
     <w:p>
       <w:pPr>
         <w:pStyle w:val="Ttulo2"/>
-        <w:rPr>
-          <w:lang w:val="es-419"/>
-        </w:rPr>
       </w:pPr>
       <w:r>
-        <w:rPr>
-          <w:lang w:val="es-419"/>
-        </w:rPr>
         <w:lastRenderedPageBreak/>
         <w:t>2.7 Diagrama de secuencia</w:t>
       </w:r>
     </w:p>
     <w:p>
-      <w:pPr>
-        <w:rPr>
-          <w:lang w:val="es-419"/>
-        </w:rPr>
-      </w:pPr>
       <w:r>
-        <w:rPr>
-          <w:lang w:val="es-419"/>
-        </w:rPr>
         <w:t>Se utiliza un diagrama de secuencia del sistema para mostrar los mensajes necesarios para ejecutar CU-01, sin introducir todavía un diseño interno detallado de clases.</w:t>
       </w:r>
     </w:p>
@@ -2786,10 +3683,10 @@
       <w:r>
         <w:rPr>
           <w:noProof/>
-          <w:lang w:val="es-ES" w:eastAsia="es-ES"/>
+          <w:lang w:eastAsia="es-ES"/>
         </w:rPr>
         <w:drawing>
-          <wp:inline distT="0" distB="0" distL="0" distR="0">
+          <wp:inline distT="0" distB="0" distL="0" distR="0" wp14:anchorId="5704CFA1" wp14:editId="6E9E3BF0">
             <wp:extent cx="6400800" cy="3698418"/>
             <wp:effectExtent l="0" t="0" r="0" b="0"/>
             <wp:docPr id="3" name="Picture 3"/>
@@ -2828,16 +3725,12 @@
     <w:p>
       <w:pPr>
         <w:jc w:val="center"/>
-        <w:rPr>
-          <w:lang w:val="es-419"/>
-        </w:rPr>
       </w:pPr>
       <w:r>
         <w:rPr>
           <w:i/>
           <w:color w:val="505050"/>
           <w:sz w:val="19"/>
-          <w:lang w:val="es-419"/>
         </w:rPr>
         <w:t>Figura 3. Secuencia simplificada de CU-01 Programar cita.</w:t>
       </w:r>
@@ -2845,27 +3738,13 @@
     <w:p>
       <w:pPr>
         <w:pStyle w:val="Ttulo2"/>
-        <w:rPr>
-          <w:lang w:val="es-419"/>
-        </w:rPr>
       </w:pPr>
       <w:r>
-        <w:rPr>
-          <w:lang w:val="es-419"/>
-        </w:rPr>
         <w:t>2.8 Modelo de datos</w:t>
       </w:r>
     </w:p>
     <w:p>
-      <w:pPr>
-        <w:rPr>
-          <w:lang w:val="es-419"/>
-        </w:rPr>
-      </w:pPr>
       <w:r>
-        <w:rPr>
-          <w:lang w:val="es-419"/>
-        </w:rPr>
         <w:t>A partir de la información que debe persistirse en el caso de uso se obtiene el siguiente modelo lógico mínimo.</w:t>
       </w:r>
     </w:p>
@@ -2876,11 +3755,11 @@
       <w:r>
         <w:rPr>
           <w:noProof/>
-          <w:lang w:val="es-ES" w:eastAsia="es-ES"/>
+          <w:lang w:eastAsia="es-ES"/>
         </w:rPr>
         <w:lastRenderedPageBreak/>
         <w:drawing>
-          <wp:inline distT="0" distB="0" distL="0" distR="0">
+          <wp:inline distT="0" distB="0" distL="0" distR="0" wp14:anchorId="476E47F8" wp14:editId="6CCBD094">
             <wp:extent cx="6400800" cy="3757165"/>
             <wp:effectExtent l="0" t="0" r="0" b="0"/>
             <wp:docPr id="4" name="Picture 4"/>
@@ -2919,16 +3798,12 @@
     <w:p>
       <w:pPr>
         <w:jc w:val="center"/>
-        <w:rPr>
-          <w:lang w:val="es-419"/>
-        </w:rPr>
       </w:pPr>
       <w:r>
         <w:rPr>
           <w:i/>
           <w:color w:val="505050"/>
           <w:sz w:val="19"/>
-          <w:lang w:val="es-419"/>
         </w:rPr>
         <w:t>Figura 4. Modelo de datos simplificado para la programación de citas.</w:t>
       </w:r>
@@ -2936,77 +3811,42 @@
     <w:p>
       <w:pPr>
         <w:spacing w:before="80"/>
-        <w:rPr>
-          <w:lang w:val="es-419"/>
-        </w:rPr>
       </w:pPr>
       <w:r>
         <w:rPr>
           <w:b/>
           <w:color w:val="1F4E79"/>
-          <w:lang w:val="es-419"/>
         </w:rPr>
         <w:t xml:space="preserve">Comprobación de coherencia: </w:t>
       </w:r>
       <w:r>
-        <w:rPr>
-          <w:lang w:val="es-419"/>
-        </w:rPr>
         <w:t>RF-03 se materializa en CU-01; el flujo exige datos de Paciente, Médico y Cita; el prototipo captura esos datos y el modelo permite persistirlos.</w:t>
       </w:r>
     </w:p>
     <w:p>
-      <w:pPr>
-        <w:rPr>
-          <w:lang w:val="es-419"/>
-        </w:rPr>
-      </w:pPr>
       <w:r>
-        <w:rPr>
-          <w:lang w:val="es-419"/>
-        </w:rPr>
         <w:br w:type="page"/>
       </w:r>
     </w:p>
     <w:p>
       <w:pPr>
         <w:pStyle w:val="Ttulo1"/>
-        <w:rPr>
-          <w:lang w:val="es-419"/>
-        </w:rPr>
       </w:pPr>
       <w:r>
-        <w:rPr>
-          <w:lang w:val="es-419"/>
-        </w:rPr>
         <w:lastRenderedPageBreak/>
         <w:t>3. Casos propuestos para desarrollar en clase</w:t>
       </w:r>
     </w:p>
     <w:p>
-      <w:pPr>
-        <w:rPr>
-          <w:lang w:val="es-419"/>
-        </w:rPr>
-      </w:pPr>
       <w:r>
-        <w:rPr>
-          <w:lang w:val="es-419"/>
-        </w:rPr>
         <w:t>En ambos casos, los estudiantes deben aplicar el mismo orden de análisis presentado en la sección 1. No se incluyen respuestas para favorecer la discusión y la justificación de decisiones.</w:t>
       </w:r>
     </w:p>
     <w:p>
       <w:pPr>
         <w:pStyle w:val="Ttulo2"/>
-        <w:rPr>
-          <w:lang w:val="es-419"/>
-        </w:rPr>
       </w:pPr>
       <w:r>
-        <w:rPr>
-          <w:lang w:val="es-419"/>
-        </w:rPr>
         <w:t>Caso propuesto 1. Préstamo de laptops en un instituto público</w:t>
       </w:r>
     </w:p>
@@ -3036,39 +3876,37 @@
             </w:tcMar>
           </w:tcPr>
           <w:p>
-            <w:pPr>
-              <w:rPr>
-                <w:lang w:val="es-419"/>
-              </w:rPr>
-            </w:pPr>
+            <w:r>
+              <w:t xml:space="preserve">Un instituto público dispone de </w:t>
+            </w:r>
             <w:r>
               <w:rPr>
-                <w:lang w:val="es-419"/>
+                <w:b/>
+                <w:color w:val="C0504D" w:themeColor="accent2"/>
               </w:rPr>
-              <w:t>Un instituto público dispone de laptops que presta a sus estudiantes durante las horas de clase. Actualmente los préstamos se registran en un cuaderno y con frecuencia no se conoce qué equipos están disponibles o quién tiene un equipo pendiente de devolución. Se requiere un sistema para registrar préstamos y devoluciones, consultar disponibilidad y controlar que un estudiante no tenga más de un préstamo activo.</w:t>
+              <w:t>laptops</w:t>
+            </w:r>
+            <w:r>
+              <w:rPr>
+                <w:color w:val="C0504D" w:themeColor="accent2"/>
+              </w:rPr>
+              <w:t xml:space="preserve"> </w:t>
+            </w:r>
+            <w:r>
+              <w:t>que presta a sus estudiantes durante las horas de clase. Actualmente los préstamos se registran en un cuaderno y con frecuencia no se conoce qué equipos están disponibles o quién tiene un equipo pendiente de devolución. Se requiere un sistema para registrar préstamos y devoluciones, consultar disponibilidad y controlar que un estudiante no tenga más de un préstamo activo.</w:t>
             </w:r>
           </w:p>
         </w:tc>
       </w:tr>
     </w:tbl>
-    <w:p>
-      <w:pPr>
-        <w:rPr>
-          <w:lang w:val="es-419"/>
-        </w:rPr>
-      </w:pPr>
-    </w:p>
+    <w:p/>
+    <w:p/>
+    <w:p/>
     <w:p>
       <w:pPr>
         <w:pStyle w:val="Ttulo2"/>
-        <w:rPr>
-          <w:lang w:val="es-419"/>
-        </w:rPr>
       </w:pPr>
       <w:r>
-        <w:rPr>
-          <w:lang w:val="es-419"/>
-        </w:rPr>
         <w:t>Caso propuesto 2. Pedidos en una asociación de productores agrícolas</w:t>
       </w:r>
     </w:p>
@@ -3098,15 +3936,7 @@
             </w:tcMar>
           </w:tcPr>
           <w:p>
-            <w:pPr>
-              <w:rPr>
-                <w:lang w:val="es-419"/>
-              </w:rPr>
-            </w:pPr>
             <w:r>
-              <w:rPr>
-                <w:lang w:val="es-419"/>
-              </w:rPr>
               <w:t>Una asociación de pequeños agricultores recibe productos de sus socios y atiende pedidos de mercados locales. Los registros se realizan en hojas de cálculo y en ocasiones se aceptan pedidos superiores al stock disponible. Se necesita un sistema para registrar productores, productos recibidos, pedidos y despachos, y para consultar el stock disponible. La conexión a Internet del centro de acopio es inestable en algunas horas del día.</w:t>
             </w:r>
           </w:p>
@@ -3122,15 +3952,7 @@
       </w:r>
     </w:p>
     <w:p>
-      <w:pPr>
-        <w:rPr>
-          <w:lang w:val="es-419"/>
-        </w:rPr>
-      </w:pPr>
       <w:r>
-        <w:rPr>
-          <w:lang w:val="es-419"/>
-        </w:rPr>
         <w:t>Para cada caso propuesto, el equipo debe justificar sus supuestos y mantener trazabilidad entre los elementos producidos. No basta con dibujar diagramas: cada actor, requisito y dato debe poder explicarse a partir del enunciado o de un supuesto declarado.</w:t>
       </w:r>
     </w:p>
@@ -3598,13 +4420,14 @@
   <w:style w:type="paragraph" w:default="1" w:styleId="Normal">
     <w:name w:val="Normal"/>
     <w:qFormat/>
-    <w:rsid w:val="00FC693F"/>
+    <w:rsid w:val="002C3C72"/>
     <w:pPr>
       <w:spacing w:after="100" w:line="259" w:lineRule="auto"/>
     </w:pPr>
     <w:rPr>
       <w:rFonts w:ascii="Arial" w:hAnsi="Arial"/>
       <w:sz w:val="21"/>
+      <w:lang w:val="es-PE"/>
     </w:rPr>
   </w:style>
   <w:style w:type="paragraph" w:styleId="Ttulo1">
@@ -3638,7 +4461,7 @@
     <w:uiPriority w:val="9"/>
     <w:unhideWhenUsed/>
     <w:qFormat/>
-    <w:rsid w:val="00FC693F"/>
+    <w:rsid w:val="002C3C72"/>
     <w:pPr>
       <w:keepNext/>
       <w:keepLines/>
@@ -3917,14 +4740,15 @@
     <w:basedOn w:val="Fuentedeprrafopredeter"/>
     <w:link w:val="Ttulo2"/>
     <w:uiPriority w:val="9"/>
-    <w:rsid w:val="00FC693F"/>
+    <w:rsid w:val="002C3C72"/>
     <w:rPr>
       <w:rFonts w:asciiTheme="majorHAnsi" w:eastAsiaTheme="majorEastAsia" w:hAnsiTheme="majorHAnsi" w:cstheme="majorBidi"/>
       <w:b/>
       <w:bCs/>
-      <w:color w:val="4F81BD" w:themeColor="accent1"/>
-      <w:sz w:val="26"/>
+      <w:color w:val="1F4E79"/>
+      <w:sz w:val="25"/>
       <w:szCs w:val="26"/>
+      <w:lang w:val="es-PE"/>
     </w:rPr>
   </w:style>
   <w:style w:type="character" w:customStyle="1" w:styleId="Ttulo3Car">
@@ -14626,6 +15450,19 @@
       <w:rFonts w:ascii="Tahoma" w:hAnsi="Tahoma" w:cs="Tahoma"/>
       <w:sz w:val="16"/>
       <w:szCs w:val="16"/>
+    </w:rPr>
+  </w:style>
+  <w:style w:type="paragraph" w:customStyle="1" w:styleId="NormalTabla">
+    <w:name w:val="NormalTabla"/>
+    <w:basedOn w:val="Normal"/>
+    <w:qFormat/>
+    <w:rsid w:val="00480767"/>
+    <w:pPr>
+      <w:spacing w:after="0"/>
+    </w:pPr>
+    <w:rPr>
+      <w:sz w:val="22"/>
+      <w:lang w:val="es-419"/>
     </w:rPr>
   </w:style>
 </w:styles>
@@ -14790,13 +15627,14 @@
   <w:style w:type="paragraph" w:default="1" w:styleId="Normal">
     <w:name w:val="Normal"/>
     <w:qFormat/>
-    <w:rsid w:val="00FC693F"/>
+    <w:rsid w:val="002C3C72"/>
     <w:pPr>
       <w:spacing w:after="100" w:line="259" w:lineRule="auto"/>
     </w:pPr>
     <w:rPr>
       <w:rFonts w:ascii="Arial" w:hAnsi="Arial"/>
       <w:sz w:val="21"/>
+      <w:lang w:val="es-PE"/>
     </w:rPr>
   </w:style>
   <w:style w:type="paragraph" w:styleId="Ttulo1">
@@ -14830,7 +15668,7 @@
     <w:uiPriority w:val="9"/>
     <w:unhideWhenUsed/>
     <w:qFormat/>
-    <w:rsid w:val="00FC693F"/>
+    <w:rsid w:val="002C3C72"/>
     <w:pPr>
       <w:keepNext/>
       <w:keepLines/>
@@ -15109,14 +15947,15 @@
     <w:basedOn w:val="Fuentedeprrafopredeter"/>
     <w:link w:val="Ttulo2"/>
     <w:uiPriority w:val="9"/>
-    <w:rsid w:val="00FC693F"/>
+    <w:rsid w:val="002C3C72"/>
     <w:rPr>
       <w:rFonts w:asciiTheme="majorHAnsi" w:eastAsiaTheme="majorEastAsia" w:hAnsiTheme="majorHAnsi" w:cstheme="majorBidi"/>
       <w:b/>
       <w:bCs/>
-      <w:color w:val="4F81BD" w:themeColor="accent1"/>
-      <w:sz w:val="26"/>
+      <w:color w:val="1F4E79"/>
+      <w:sz w:val="25"/>
       <w:szCs w:val="26"/>
+      <w:lang w:val="es-PE"/>
     </w:rPr>
   </w:style>
   <w:style w:type="character" w:customStyle="1" w:styleId="Ttulo3Car">
@@ -25818,6 +26657,19 @@
       <w:rFonts w:ascii="Tahoma" w:hAnsi="Tahoma" w:cs="Tahoma"/>
       <w:sz w:val="16"/>
       <w:szCs w:val="16"/>
+    </w:rPr>
+  </w:style>
+  <w:style w:type="paragraph" w:customStyle="1" w:styleId="NormalTabla">
+    <w:name w:val="NormalTabla"/>
+    <w:basedOn w:val="Normal"/>
+    <w:qFormat/>
+    <w:rsid w:val="00480767"/>
+    <w:pPr>
+      <w:spacing w:after="0"/>
+    </w:pPr>
+    <w:rPr>
+      <w:sz w:val="22"/>
+      <w:lang w:val="es-419"/>
     </w:rPr>
   </w:style>
 </w:styles>
@@ -26148,7 +27000,7 @@
 </file>
 
 <file path=customXml/itemProps1.xml><?xml version="1.0" encoding="utf-8"?>
-<ds:datastoreItem xmlns:ds="http://schemas.openxmlformats.org/officeDocument/2006/customXml" ds:itemID="{3F3B50B8-1F95-4B62-8F95-9F91940BC0F2}">
+<ds:datastoreItem xmlns:ds="http://schemas.openxmlformats.org/officeDocument/2006/customXml" ds:itemID="{B3DE6DCE-68F5-46CD-915A-7200E33DA7D0}">
   <ds:schemaRefs>
     <ds:schemaRef ds:uri="http://schemas.openxmlformats.org/officeDocument/2006/bibliography"/>
   </ds:schemaRefs>
